--- a/UI_UX/лабораторные/Лабораторная работа №9.docx
+++ b/UI_UX/лабораторные/Лабораторная работа №9.docx
@@ -28,7 +28,6 @@
           <w:b/>
           <w:sz w:val="28"/>
           <w:szCs w:val="28"/>
-          <w:lang w:val="en-US"/>
         </w:rPr>
         <w:t>9</w:t>
       </w:r>
@@ -769,7 +768,7 @@
         </w:rPr>
         <w:lastRenderedPageBreak/>
         <w:drawing>
-          <wp:inline distT="0" distB="0" distL="0" distR="0" wp14:anchorId="31012B85" wp14:editId="14EF6B81">
+          <wp:inline distT="0" distB="0" distL="0" distR="0" wp14:anchorId="2327B25B" wp14:editId="44F201CF">
             <wp:extent cx="5934710" cy="3218815"/>
             <wp:effectExtent l="0" t="0" r="8890" b="635"/>
             <wp:docPr id="3" name="Рисунок 3" descr="C:\Users\Say My Name\Downloads\Frame 23.jpg"/>
@@ -1062,7 +1061,7 @@
           <w:lang w:eastAsia="ru-RU"/>
         </w:rPr>
         <w:drawing>
-          <wp:inline distT="0" distB="0" distL="0" distR="0" wp14:anchorId="2057CC1E" wp14:editId="633E563D">
+          <wp:inline distT="0" distB="0" distL="0" distR="0" wp14:anchorId="133C42BF" wp14:editId="09D961C5">
             <wp:extent cx="3685032" cy="1497464"/>
             <wp:effectExtent l="0" t="0" r="0" b="7620"/>
             <wp:docPr id="82" name="Рисунок 82" descr="https://ux.pub/images/c11RxYQJqQrP4FYWmzzdXWTz3IXTAwEpD9cbnM0S91I/w:880/mb:500000/ar:1/aHR0cHM6Ly9vbGQu/dXgucHViL3dwLWNv/bnRlbnQvdXBsb2Fk/cy8yMDIxLzA3LzEz/LmpwZWc"/>
@@ -1221,7 +1220,7 @@
           <w:lang w:eastAsia="ru-RU"/>
         </w:rPr>
         <w:drawing>
-          <wp:inline distT="0" distB="0" distL="0" distR="0" wp14:anchorId="4A468518" wp14:editId="0E6CC5E2">
+          <wp:inline distT="0" distB="0" distL="0" distR="0" wp14:anchorId="738887DF" wp14:editId="57D176E3">
             <wp:extent cx="3648456" cy="1482600"/>
             <wp:effectExtent l="0" t="0" r="0" b="3810"/>
             <wp:docPr id="83" name="Рисунок 83" descr="https://ux.pub/images/8tqutkLRUZM7fvcZC73BxYe6iaUDRfBeDQgy9G10Be4/w:880/mb:500000/ar:1/aHR0cHM6Ly9vbGQu/dXgucHViL3dwLWNv/bnRlbnQvdXBsb2Fk/cy8yMDIxLzA3LzE0/LmpwZWc"/>
@@ -1423,7 +1422,7 @@
           <w:lang w:eastAsia="ru-RU"/>
         </w:rPr>
         <w:drawing>
-          <wp:inline distT="0" distB="0" distL="0" distR="0" wp14:anchorId="470F8678" wp14:editId="39A68F32">
+          <wp:inline distT="0" distB="0" distL="0" distR="0" wp14:anchorId="19CACC7E" wp14:editId="5CDCC3CB">
             <wp:extent cx="3284220" cy="1331602"/>
             <wp:effectExtent l="0" t="0" r="0" b="1905"/>
             <wp:docPr id="84" name="Рисунок 84" descr="https://ux.pub/images/PVxUyDvvssLwfr_IhUBdMvyEwsfSEqnkq25ULX80JLI/w:880/mb:500000/ar:1/aHR0cHM6Ly9vbGQu/dXgucHViL3dwLWNv/bnRlbnQvdXBsb2Fk/cy8yMDIxLzA3LzE1/LmpwZWc"/>
@@ -1631,7 +1630,7 @@
           <w:lang w:eastAsia="ru-RU"/>
         </w:rPr>
         <w:drawing>
-          <wp:inline distT="0" distB="0" distL="0" distR="0" wp14:anchorId="44906B09" wp14:editId="73671FE4">
+          <wp:inline distT="0" distB="0" distL="0" distR="0" wp14:anchorId="52A35480" wp14:editId="5EED84EB">
             <wp:extent cx="3645326" cy="1481328"/>
             <wp:effectExtent l="0" t="0" r="0" b="5080"/>
             <wp:docPr id="85" name="Рисунок 85" descr="https://ux.pub/images/CJIDhtWGTw75bYgxxTR101rltvq4ie0prcXc5OcTrEU/w:880/mb:500000/ar:1/aHR0cHM6Ly9vbGQu/dXgucHViL3dwLWNv/bnRlbnQvdXBsb2Fk/cy8yMDIxLzA3LzE2/LmpwZWc"/>
@@ -1825,7 +1824,7 @@
           <w:lang w:eastAsia="ru-RU"/>
         </w:rPr>
         <w:drawing>
-          <wp:inline distT="0" distB="0" distL="0" distR="0" wp14:anchorId="24D5A142" wp14:editId="32983054">
+          <wp:inline distT="0" distB="0" distL="0" distR="0" wp14:anchorId="59112414" wp14:editId="01A20503">
             <wp:extent cx="1915915" cy="1371600"/>
             <wp:effectExtent l="0" t="0" r="8255" b="0"/>
             <wp:docPr id="86" name="Рисунок 86" descr="https://recommendyou.ru/wp-content/uploads/2021/03/triada.jpg"/>
@@ -2035,7 +2034,7 @@
           <w:lang w:eastAsia="ru-RU"/>
         </w:rPr>
         <w:drawing>
-          <wp:inline distT="0" distB="0" distL="0" distR="0" wp14:anchorId="7458EEDB" wp14:editId="12D0315C">
+          <wp:inline distT="0" distB="0" distL="0" distR="0" wp14:anchorId="3FA6ED3A" wp14:editId="01E79933">
             <wp:extent cx="2944368" cy="1782740"/>
             <wp:effectExtent l="0" t="0" r="8890" b="8255"/>
             <wp:docPr id="87" name="Рисунок 87" descr="https://lavreniuk-design.com.ua/sites/default/files/Blog/untitled%20folder/square-wheel-colors.jpg.pagespeed.ce.LuKw4GIfxB.jpg"/>
@@ -2336,7 +2335,7 @@
           <w:lang w:eastAsia="ru-RU"/>
         </w:rPr>
         <w:drawing>
-          <wp:inline distT="0" distB="0" distL="0" distR="0">
+          <wp:inline distT="0" distB="0" distL="0" distR="0" wp14:anchorId="2CECF147" wp14:editId="18F0E9AB">
             <wp:extent cx="5934710" cy="2578735"/>
             <wp:effectExtent l="0" t="0" r="8890" b="0"/>
             <wp:docPr id="10" name="Рисунок 10" descr="C:\Users\Say My Name\Downloads\Frame 24.jpg"/>
@@ -2599,7 +2598,7 @@
           <w:lang w:eastAsia="ru-RU"/>
         </w:rPr>
         <w:drawing>
-          <wp:inline distT="0" distB="0" distL="0" distR="0">
+          <wp:inline distT="0" distB="0" distL="0" distR="0" wp14:anchorId="6D410A6D" wp14:editId="7339F879">
             <wp:extent cx="3173095" cy="2871470"/>
             <wp:effectExtent l="0" t="0" r="8255" b="5080"/>
             <wp:docPr id="11" name="Рисунок 11" descr="C:\Users\Say My Name\Downloads\Frame 25.jpg"/>
@@ -2771,7 +2770,7 @@
           <w:lang w:eastAsia="ru-RU"/>
         </w:rPr>
         <w:drawing>
-          <wp:inline distT="0" distB="0" distL="0" distR="0">
+          <wp:inline distT="0" distB="0" distL="0" distR="0" wp14:anchorId="11FE23FC" wp14:editId="5DB72EEC">
             <wp:extent cx="2290273" cy="2082885"/>
             <wp:effectExtent l="0" t="0" r="0" b="0"/>
             <wp:docPr id="14" name="Рисунок 14" descr="https://pp.userapi.com/c849028/v849028284/98e81/glav99Tc13g.jpg"/>
@@ -3135,7 +3134,7 @@
           <w:lang w:eastAsia="ru-RU"/>
         </w:rPr>
         <w:drawing>
-          <wp:inline distT="0" distB="0" distL="0" distR="0" wp14:anchorId="38CA97B4" wp14:editId="4F2A9A4C">
+          <wp:inline distT="0" distB="0" distL="0" distR="0" wp14:anchorId="578FEC4C" wp14:editId="47691446">
             <wp:extent cx="4024109" cy="2076628"/>
             <wp:effectExtent l="0" t="0" r="0" b="0"/>
             <wp:docPr id="1" name="Рисунок 1" descr="C:\Users\Say My Name\Downloads\Frame 12.jpg"/>
@@ -3388,7 +3387,7 @@
           <w:lang w:eastAsia="ru-RU"/>
         </w:rPr>
         <w:drawing>
-          <wp:inline distT="0" distB="0" distL="0" distR="0" wp14:anchorId="306E4182" wp14:editId="10D3E149">
+          <wp:inline distT="0" distB="0" distL="0" distR="0" wp14:anchorId="253B9427" wp14:editId="79AF6405">
             <wp:extent cx="4421179" cy="2230452"/>
             <wp:effectExtent l="0" t="0" r="0" b="0"/>
             <wp:docPr id="9" name="Рисунок 9" descr="C:\Users\Say My Name\Downloads\Frame 13 (1).jpg"/>
@@ -3619,7 +3618,7 @@
           <w:lang w:eastAsia="ru-RU"/>
         </w:rPr>
         <w:drawing>
-          <wp:inline distT="0" distB="0" distL="0" distR="0" wp14:anchorId="2B7664D1" wp14:editId="780681B6">
+          <wp:inline distT="0" distB="0" distL="0" distR="0" wp14:anchorId="589D1B6F" wp14:editId="1E3268D6">
             <wp:extent cx="4472145" cy="1736508"/>
             <wp:effectExtent l="0" t="0" r="5080" b="0"/>
             <wp:docPr id="20" name="Рисунок 20" descr="C:\Users\Say My Name\Downloads\Frame 14 (1).jpg"/>
@@ -3832,7 +3831,7 @@
           <w:lang w:eastAsia="ru-RU"/>
         </w:rPr>
         <w:drawing>
-          <wp:inline distT="0" distB="0" distL="0" distR="0" wp14:anchorId="2CAB1084" wp14:editId="39A552EC">
+          <wp:inline distT="0" distB="0" distL="0" distR="0" wp14:anchorId="0EECA8B8" wp14:editId="28115F8E">
             <wp:extent cx="4215760" cy="1856232"/>
             <wp:effectExtent l="0" t="0" r="0" b="0"/>
             <wp:docPr id="6" name="Рисунок 6" descr="C:\Users\Say My Name\Downloads\Frame 15.jpg"/>
@@ -4026,7 +4025,7 @@
           <w:lang w:eastAsia="ru-RU"/>
         </w:rPr>
         <w:drawing>
-          <wp:inline distT="0" distB="0" distL="0" distR="0" wp14:anchorId="166AFFB4" wp14:editId="21E0594F">
+          <wp:inline distT="0" distB="0" distL="0" distR="0" wp14:anchorId="3D8B93B7" wp14:editId="2EAEB81C">
             <wp:extent cx="4878093" cy="2751746"/>
             <wp:effectExtent l="0" t="0" r="0" b="0"/>
             <wp:docPr id="15" name="Рисунок 15" descr="C:\Users\Say My Name\Downloads\Frame 16 (1).jpg"/>
@@ -4233,7 +4232,7 @@
           <w:lang w:eastAsia="ru-RU"/>
         </w:rPr>
         <w:drawing>
-          <wp:inline distT="0" distB="0" distL="0" distR="0" wp14:anchorId="36CEF907" wp14:editId="3D344667">
+          <wp:inline distT="0" distB="0" distL="0" distR="0" wp14:anchorId="7FD9E1D6" wp14:editId="64B9BC83">
             <wp:extent cx="5492717" cy="2136449"/>
             <wp:effectExtent l="0" t="0" r="0" b="0"/>
             <wp:docPr id="16" name="Рисунок 16" descr="C:\Users\Say My Name\Downloads\Frame 17.jpg"/>
@@ -4426,7 +4425,7 @@
         </w:rPr>
         <w:lastRenderedPageBreak/>
         <w:drawing>
-          <wp:inline distT="0" distB="0" distL="0" distR="0" wp14:anchorId="197DB47D" wp14:editId="0681D570">
+          <wp:inline distT="0" distB="0" distL="0" distR="0" wp14:anchorId="4481CB7A" wp14:editId="4267D1A6">
             <wp:extent cx="4089679" cy="2263055"/>
             <wp:effectExtent l="0" t="0" r="6350" b="4445"/>
             <wp:docPr id="4" name="Рисунок 4" descr="C:\Users\Say My Name\Downloads\Frame 18.jpg"/>
@@ -4677,7 +4676,7 @@
           <w:lang w:eastAsia="ru-RU"/>
         </w:rPr>
         <w:drawing>
-          <wp:inline distT="0" distB="0" distL="0" distR="0" wp14:anchorId="3DE5DBBD" wp14:editId="362BC863">
+          <wp:inline distT="0" distB="0" distL="0" distR="0" wp14:anchorId="23E2AE57" wp14:editId="4A46FBB3">
             <wp:extent cx="4361688" cy="2959050"/>
             <wp:effectExtent l="0" t="0" r="1270" b="0"/>
             <wp:docPr id="18" name="Рисунок 18" descr="C:\Users\Say My Name\Downloads\Frame 19 (1).jpg"/>
@@ -4923,7 +4922,7 @@
           <w:lang w:eastAsia="ru-RU"/>
         </w:rPr>
         <w:drawing>
-          <wp:inline distT="0" distB="0" distL="0" distR="0" wp14:anchorId="48B358ED" wp14:editId="23676992">
+          <wp:inline distT="0" distB="0" distL="0" distR="0" wp14:anchorId="2032CF6E" wp14:editId="584C7ACA">
             <wp:extent cx="4522123" cy="2134547"/>
             <wp:effectExtent l="0" t="0" r="0" b="0"/>
             <wp:docPr id="12" name="Рисунок 12" descr="C:\Users\Say My Name\Downloads\Frame 20.jpg"/>
@@ -5130,7 +5129,7 @@
           <w:lang w:eastAsia="ru-RU"/>
         </w:rPr>
         <w:drawing>
-          <wp:inline distT="0" distB="0" distL="0" distR="0" wp14:anchorId="5149C7FA" wp14:editId="168995AB">
+          <wp:inline distT="0" distB="0" distL="0" distR="0" wp14:anchorId="090F6A55" wp14:editId="2F6EF547">
             <wp:extent cx="4059936" cy="2940044"/>
             <wp:effectExtent l="0" t="0" r="0" b="0"/>
             <wp:docPr id="17" name="Рисунок 17" descr="C:\Users\Say My Name\Downloads\Frame 21 (1).jpg"/>
@@ -5372,7 +5371,7 @@
         </w:rPr>
         <w:lastRenderedPageBreak/>
         <w:drawing>
-          <wp:inline distT="0" distB="0" distL="0" distR="0" wp14:anchorId="373F7E6A" wp14:editId="19E17251">
+          <wp:inline distT="0" distB="0" distL="0" distR="0" wp14:anchorId="4EC479B0" wp14:editId="627D270F">
             <wp:extent cx="4313943" cy="2386584"/>
             <wp:effectExtent l="0" t="0" r="0" b="0"/>
             <wp:docPr id="19" name="Рисунок 19" descr="C:\Users\Say My Name\Downloads\Frame 22.jpg"/>
@@ -5680,7 +5679,7 @@
           <w:lang w:eastAsia="ru-RU"/>
         </w:rPr>
         <w:drawing>
-          <wp:inline distT="0" distB="0" distL="0" distR="0">
+          <wp:inline distT="0" distB="0" distL="0" distR="0" wp14:anchorId="76504748" wp14:editId="00CB9763">
             <wp:extent cx="3389284" cy="1115568"/>
             <wp:effectExtent l="0" t="0" r="1905" b="8890"/>
             <wp:docPr id="24" name="Рисунок 24"/>
@@ -5976,7 +5975,7 @@
           <w:lang w:eastAsia="ru-RU"/>
         </w:rPr>
         <w:drawing>
-          <wp:inline distT="0" distB="0" distL="0" distR="0" wp14:anchorId="5C6DA4D2" wp14:editId="7558F543">
+          <wp:inline distT="0" distB="0" distL="0" distR="0" wp14:anchorId="1D7B58C1" wp14:editId="2008A8E7">
             <wp:extent cx="4618800" cy="1764792"/>
             <wp:effectExtent l="0" t="0" r="0" b="6985"/>
             <wp:docPr id="30" name="Рисунок 30" descr="C:\Users\Say My Name\Downloads\Frame 27.jpg"/>
@@ -6176,7 +6175,7 @@
           <w:lang w:eastAsia="ru-RU"/>
         </w:rPr>
         <w:drawing>
-          <wp:inline distT="0" distB="0" distL="0" distR="0" wp14:anchorId="38155882" wp14:editId="25F1334B">
+          <wp:inline distT="0" distB="0" distL="0" distR="0" wp14:anchorId="07445B29" wp14:editId="6469D652">
             <wp:extent cx="3998518" cy="1719072"/>
             <wp:effectExtent l="0" t="0" r="2540" b="0"/>
             <wp:docPr id="29" name="Рисунок 29" descr="C:\Users\Say My Name\Downloads\Frame 26 (1).jpg"/>
@@ -6474,7 +6473,7 @@
         </w:rPr>
         <w:lastRenderedPageBreak/>
         <w:drawing>
-          <wp:inline distT="0" distB="0" distL="0" distR="0" wp14:anchorId="715EB818" wp14:editId="59C96335">
+          <wp:inline distT="0" distB="0" distL="0" distR="0" wp14:anchorId="4B50069B" wp14:editId="581A3F60">
             <wp:extent cx="2359152" cy="1204850"/>
             <wp:effectExtent l="0" t="0" r="3175" b="0"/>
             <wp:docPr id="64" name="Рисунок 64" descr="C:\Users\Say My Name\Downloads\Frame 28.jpg"/>
@@ -6648,7 +6647,7 @@
           <w:lang w:eastAsia="ru-RU"/>
         </w:rPr>
         <w:drawing>
-          <wp:inline distT="0" distB="0" distL="0" distR="0" wp14:anchorId="4F61126E" wp14:editId="5A0CE51E">
+          <wp:inline distT="0" distB="0" distL="0" distR="0" wp14:anchorId="01FE2244" wp14:editId="0D753CC2">
             <wp:extent cx="3871001" cy="1664208"/>
             <wp:effectExtent l="0" t="0" r="0" b="0"/>
             <wp:docPr id="66" name="Рисунок 66" descr="C:\Users\Say My Name\Downloads\Frame 29.jpg"/>
@@ -6788,7 +6787,6 @@
         </w:rPr>
         <w:t>Размер шрифта. Не стоит использовать слишком большой или маленький размер шрифта. Оптимальный размер – 16</w:t>
       </w:r>
-      <w:proofErr w:type="spellStart"/>
       <w:r>
         <w:rPr>
           <w:rFonts w:ascii="Times New Roman" w:hAnsi="Times New Roman" w:cs="Times New Roman"/>
@@ -6798,7 +6796,6 @@
         </w:rPr>
         <w:t>pt</w:t>
       </w:r>
-      <w:proofErr w:type="spellEnd"/>
       <w:r>
         <w:rPr>
           <w:rFonts w:ascii="Times New Roman" w:hAnsi="Times New Roman" w:cs="Times New Roman"/>
@@ -6906,7 +6903,7 @@
           <w:lang w:eastAsia="ru-RU"/>
         </w:rPr>
         <w:drawing>
-          <wp:inline distT="0" distB="0" distL="0" distR="0" wp14:anchorId="3E136162" wp14:editId="088BC326">
+          <wp:inline distT="0" distB="0" distL="0" distR="0" wp14:anchorId="65A89ED7" wp14:editId="10E29013">
             <wp:extent cx="2458160" cy="996593"/>
             <wp:effectExtent l="0" t="0" r="0" b="0"/>
             <wp:docPr id="68" name="Рисунок 68" descr="C:\Users\Say My Name\Downloads\Frame 30.jpg"/>
@@ -7081,7 +7078,7 @@
           <w:lang w:eastAsia="ru-RU"/>
         </w:rPr>
         <w:drawing>
-          <wp:inline distT="0" distB="0" distL="0" distR="0">
+          <wp:inline distT="0" distB="0" distL="0" distR="0" wp14:anchorId="5EBDE6F1" wp14:editId="365194AD">
             <wp:extent cx="1683777" cy="1335640"/>
             <wp:effectExtent l="0" t="0" r="0" b="0"/>
             <wp:docPr id="70" name="Рисунок 70" descr="C:\Users\Say My Name\Downloads\Frame 30 (1).jpg"/>
@@ -7314,7 +7311,7 @@
           <w:lang w:eastAsia="ru-RU"/>
         </w:rPr>
         <w:drawing>
-          <wp:inline distT="0" distB="0" distL="0" distR="0" wp14:anchorId="2634CC35" wp14:editId="528ADF73">
+          <wp:inline distT="0" distB="0" distL="0" distR="0" wp14:anchorId="72C1849D" wp14:editId="05097E17">
             <wp:extent cx="5409603" cy="2358639"/>
             <wp:effectExtent l="0" t="0" r="635" b="3810"/>
             <wp:docPr id="5" name="Рисунок 5" descr="C:\Users\Say My Name\Downloads\Frame 31 (1).jpg"/>
@@ -7848,7 +7845,7 @@
           <w:lang w:eastAsia="ru-RU"/>
         </w:rPr>
         <w:drawing>
-          <wp:inline distT="0" distB="0" distL="0" distR="0" wp14:anchorId="2BF2612C" wp14:editId="0C86B293">
+          <wp:inline distT="0" distB="0" distL="0" distR="0" wp14:anchorId="5836DFFE" wp14:editId="4C3BF07C">
             <wp:extent cx="2809239" cy="2862841"/>
             <wp:effectExtent l="0" t="0" r="0" b="0"/>
             <wp:docPr id="7" name="Рисунок 7" descr="C:\Users\Say My Name\Downloads\Frame 33.jpg"/>
@@ -8012,7 +8009,7 @@
           <w:lang w:eastAsia="ru-RU"/>
         </w:rPr>
         <w:drawing>
-          <wp:inline distT="0" distB="0" distL="0" distR="0">
+          <wp:inline distT="0" distB="0" distL="0" distR="0" wp14:anchorId="32859D63" wp14:editId="4AF3BEB9">
             <wp:extent cx="3964224" cy="2418460"/>
             <wp:effectExtent l="0" t="0" r="0" b="1270"/>
             <wp:docPr id="13" name="Рисунок 13" descr="C:\Users\Say My Name\Downloads\Frame 34.jpg"/>
@@ -8273,7 +8270,7 @@
         </w:rPr>
         <w:lastRenderedPageBreak/>
         <w:drawing>
-          <wp:inline distT="0" distB="0" distL="0" distR="0" wp14:anchorId="1D32A8A7" wp14:editId="3B7CDFBE">
+          <wp:inline distT="0" distB="0" distL="0" distR="0" wp14:anchorId="03E89E4C" wp14:editId="0E0D69FB">
             <wp:extent cx="4230168" cy="2020784"/>
             <wp:effectExtent l="0" t="0" r="0" b="0"/>
             <wp:docPr id="23" name="Рисунок 23" descr="C:\Users\Say My Name\Downloads\Frame 35.jpg"/>
@@ -8431,7 +8428,7 @@
           <w:lang w:eastAsia="ru-RU"/>
         </w:rPr>
         <w:drawing>
-          <wp:inline distT="0" distB="0" distL="0" distR="0" wp14:anchorId="75D4BDDB" wp14:editId="7D847A4F">
+          <wp:inline distT="0" distB="0" distL="0" distR="0" wp14:anchorId="33A787A5" wp14:editId="3D0B8707">
             <wp:extent cx="4127619" cy="1971795"/>
             <wp:effectExtent l="0" t="0" r="6350" b="9525"/>
             <wp:docPr id="26" name="Рисунок 26" descr="C:\Users\Say My Name\Downloads\Frame 36.jpg"/>
@@ -8669,7 +8666,7 @@
           <w:lang w:eastAsia="ru-RU"/>
         </w:rPr>
         <w:drawing>
-          <wp:inline distT="0" distB="0" distL="0" distR="0" wp14:anchorId="69AB26FC" wp14:editId="66038921">
+          <wp:inline distT="0" distB="0" distL="0" distR="0" wp14:anchorId="7E47F952" wp14:editId="2A34C091">
             <wp:extent cx="4364958" cy="2085174"/>
             <wp:effectExtent l="0" t="0" r="0" b="0"/>
             <wp:docPr id="27" name="Рисунок 27" descr="C:\Users\Say My Name\Downloads\Frame 36 (1).jpg"/>
@@ -8827,7 +8824,7 @@
           <w:lang w:eastAsia="ru-RU"/>
         </w:rPr>
         <w:drawing>
-          <wp:inline distT="0" distB="0" distL="0" distR="0">
+          <wp:inline distT="0" distB="0" distL="0" distR="0" wp14:anchorId="44CC453B" wp14:editId="6B88B801">
             <wp:extent cx="5014762" cy="2756429"/>
             <wp:effectExtent l="0" t="0" r="0" b="6350"/>
             <wp:docPr id="65" name="Рисунок 65" descr="C:\Users\Say My Name\Downloads\Frame 37.jpg"/>
@@ -8958,7 +8955,6 @@
           <w:b/>
           <w:sz w:val="28"/>
           <w:szCs w:val="28"/>
-          <w:lang w:val="en-US"/>
         </w:rPr>
       </w:pPr>
       <w:r>
@@ -8976,7 +8972,6 @@
           <w:b/>
           <w:sz w:val="28"/>
           <w:szCs w:val="28"/>
-          <w:lang w:val="en-US"/>
         </w:rPr>
         <w:t>9</w:t>
       </w:r>
@@ -9397,6 +9392,62 @@
         <w:tabs>
           <w:tab w:val="left" w:pos="1134"/>
         </w:tabs>
+        <w:spacing w:after="240" w:line="240" w:lineRule="auto"/>
+        <w:jc w:val="both"/>
+        <w:rPr>
+          <w:rFonts w:ascii="Times New Roman" w:hAnsi="Times New Roman" w:cs="Times New Roman"/>
+          <w:sz w:val="28"/>
+          <w:szCs w:val="28"/>
+        </w:rPr>
+      </w:pPr>
+    </w:p>
+    <w:p>
+      <w:pPr>
+        <w:tabs>
+          <w:tab w:val="left" w:pos="1134"/>
+        </w:tabs>
+        <w:spacing w:after="240" w:line="240" w:lineRule="auto"/>
+        <w:jc w:val="both"/>
+        <w:rPr>
+          <w:rFonts w:ascii="Times New Roman" w:hAnsi="Times New Roman" w:cs="Times New Roman"/>
+          <w:sz w:val="28"/>
+          <w:szCs w:val="28"/>
+        </w:rPr>
+      </w:pPr>
+    </w:p>
+    <w:p>
+      <w:pPr>
+        <w:tabs>
+          <w:tab w:val="left" w:pos="1134"/>
+        </w:tabs>
+        <w:spacing w:after="240" w:line="240" w:lineRule="auto"/>
+        <w:jc w:val="both"/>
+        <w:rPr>
+          <w:rFonts w:ascii="Times New Roman" w:hAnsi="Times New Roman" w:cs="Times New Roman"/>
+          <w:sz w:val="28"/>
+          <w:szCs w:val="28"/>
+        </w:rPr>
+      </w:pPr>
+    </w:p>
+    <w:p>
+      <w:pPr>
+        <w:tabs>
+          <w:tab w:val="left" w:pos="1134"/>
+        </w:tabs>
+        <w:spacing w:after="240" w:line="240" w:lineRule="auto"/>
+        <w:jc w:val="both"/>
+        <w:rPr>
+          <w:rFonts w:ascii="Times New Roman" w:hAnsi="Times New Roman" w:cs="Times New Roman"/>
+          <w:sz w:val="28"/>
+          <w:szCs w:val="28"/>
+        </w:rPr>
+      </w:pPr>
+    </w:p>
+    <w:p>
+      <w:pPr>
+        <w:tabs>
+          <w:tab w:val="left" w:pos="1134"/>
+        </w:tabs>
         <w:spacing w:before="240" w:after="240"/>
         <w:jc w:val="center"/>
         <w:rPr>
@@ -9404,7 +9455,6 @@
           <w:b/>
           <w:sz w:val="28"/>
           <w:szCs w:val="28"/>
-          <w:lang w:val="en-US"/>
         </w:rPr>
       </w:pPr>
       <w:r>
@@ -9414,6 +9464,7 @@
           <w:sz w:val="28"/>
           <w:szCs w:val="28"/>
         </w:rPr>
+        <w:lastRenderedPageBreak/>
         <w:t>Контрольные вопросы</w:t>
       </w:r>
       <w:r>
@@ -9431,7 +9482,6 @@
           <w:b/>
           <w:sz w:val="28"/>
           <w:szCs w:val="28"/>
-          <w:lang w:val="en-US"/>
         </w:rPr>
         <w:t>9</w:t>
       </w:r>
@@ -9490,6 +9540,46 @@
     </w:p>
     <w:p>
       <w:pPr>
+        <w:tabs>
+          <w:tab w:val="left" w:pos="851"/>
+        </w:tabs>
+        <w:spacing w:after="0" w:line="240" w:lineRule="auto"/>
+        <w:jc w:val="both"/>
+        <w:rPr>
+          <w:rFonts w:ascii="Times New Roman" w:hAnsi="Times New Roman" w:cs="Times New Roman"/>
+          <w:sz w:val="28"/>
+          <w:szCs w:val="28"/>
+        </w:rPr>
+      </w:pPr>
+      <w:r>
+        <w:rPr>
+          <w:rFonts w:ascii="Times New Roman" w:hAnsi="Times New Roman" w:cs="Times New Roman"/>
+          <w:sz w:val="28"/>
+          <w:szCs w:val="28"/>
+        </w:rPr>
+        <w:t xml:space="preserve">Цветовой круг — это круг, состоящий </w:t>
+      </w:r>
+      <w:proofErr w:type="gramStart"/>
+      <w:r>
+        <w:rPr>
+          <w:rFonts w:ascii="Times New Roman" w:hAnsi="Times New Roman" w:cs="Times New Roman"/>
+          <w:sz w:val="28"/>
+          <w:szCs w:val="28"/>
+        </w:rPr>
+        <w:t>из разных цветов</w:t>
+      </w:r>
+      <w:proofErr w:type="gramEnd"/>
+      <w:r>
+        <w:rPr>
+          <w:rFonts w:ascii="Times New Roman" w:hAnsi="Times New Roman" w:cs="Times New Roman"/>
+          <w:sz w:val="28"/>
+          <w:szCs w:val="28"/>
+        </w:rPr>
+        <w:t xml:space="preserve"> и помогает понять, как разные цвета соотносятся друг с другом и как их можно комбинировать. Обычно цветовой круг построен из первичных, вторичных и третичных цветов, которые называются оттенками.</w:t>
+      </w:r>
+    </w:p>
+    <w:p>
+      <w:pPr>
         <w:pStyle w:val="a3"/>
         <w:numPr>
           <w:ilvl w:val="0"/>
@@ -9526,6 +9616,148 @@
     </w:p>
     <w:p>
       <w:pPr>
+        <w:tabs>
+          <w:tab w:val="left" w:pos="1134"/>
+        </w:tabs>
+        <w:spacing w:before="240" w:after="240" w:line="240" w:lineRule="auto"/>
+        <w:jc w:val="both"/>
+        <w:rPr>
+          <w:rFonts w:ascii="Times New Roman" w:hAnsi="Times New Roman" w:cs="Times New Roman"/>
+          <w:sz w:val="28"/>
+          <w:szCs w:val="28"/>
+        </w:rPr>
+      </w:pPr>
+      <w:r>
+        <w:rPr>
+          <w:rFonts w:ascii="Times New Roman" w:hAnsi="Times New Roman" w:cs="Times New Roman"/>
+          <w:sz w:val="28"/>
+          <w:szCs w:val="28"/>
+        </w:rPr>
+        <w:t>1 Монохроматическая</w:t>
+      </w:r>
+    </w:p>
+    <w:p>
+      <w:pPr>
+        <w:tabs>
+          <w:tab w:val="left" w:pos="1134"/>
+        </w:tabs>
+        <w:spacing w:before="240" w:after="240" w:line="240" w:lineRule="auto"/>
+        <w:jc w:val="both"/>
+        <w:rPr>
+          <w:rFonts w:ascii="Times New Roman" w:hAnsi="Times New Roman" w:cs="Times New Roman"/>
+          <w:sz w:val="28"/>
+          <w:szCs w:val="28"/>
+        </w:rPr>
+      </w:pPr>
+      <w:r>
+        <w:rPr>
+          <w:rFonts w:ascii="Times New Roman" w:hAnsi="Times New Roman" w:cs="Times New Roman"/>
+          <w:sz w:val="28"/>
+          <w:szCs w:val="28"/>
+        </w:rPr>
+        <w:t>2 Аналоговая</w:t>
+      </w:r>
+    </w:p>
+    <w:p>
+      <w:pPr>
+        <w:tabs>
+          <w:tab w:val="left" w:pos="1134"/>
+        </w:tabs>
+        <w:spacing w:before="240" w:after="240" w:line="240" w:lineRule="auto"/>
+        <w:jc w:val="both"/>
+        <w:rPr>
+          <w:rFonts w:ascii="Times New Roman" w:hAnsi="Times New Roman" w:cs="Times New Roman"/>
+          <w:sz w:val="28"/>
+          <w:szCs w:val="28"/>
+        </w:rPr>
+      </w:pPr>
+      <w:r>
+        <w:rPr>
+          <w:rFonts w:ascii="Times New Roman" w:hAnsi="Times New Roman" w:cs="Times New Roman"/>
+          <w:sz w:val="28"/>
+          <w:szCs w:val="28"/>
+        </w:rPr>
+        <w:t>3 Расширенная</w:t>
+      </w:r>
+    </w:p>
+    <w:p>
+      <w:pPr>
+        <w:tabs>
+          <w:tab w:val="left" w:pos="1134"/>
+        </w:tabs>
+        <w:spacing w:before="240" w:after="240" w:line="240" w:lineRule="auto"/>
+        <w:jc w:val="both"/>
+        <w:rPr>
+          <w:rFonts w:ascii="Times New Roman" w:hAnsi="Times New Roman" w:cs="Times New Roman"/>
+          <w:sz w:val="28"/>
+          <w:szCs w:val="28"/>
+        </w:rPr>
+      </w:pPr>
+      <w:r>
+        <w:rPr>
+          <w:rFonts w:ascii="Times New Roman" w:hAnsi="Times New Roman" w:cs="Times New Roman"/>
+          <w:sz w:val="28"/>
+          <w:szCs w:val="28"/>
+        </w:rPr>
+        <w:t>4 Сплит-расширенная</w:t>
+      </w:r>
+    </w:p>
+    <w:p>
+      <w:pPr>
+        <w:tabs>
+          <w:tab w:val="left" w:pos="1134"/>
+        </w:tabs>
+        <w:spacing w:before="240" w:after="240" w:line="240" w:lineRule="auto"/>
+        <w:jc w:val="both"/>
+        <w:rPr>
+          <w:rFonts w:ascii="Times New Roman" w:hAnsi="Times New Roman" w:cs="Times New Roman"/>
+          <w:sz w:val="28"/>
+          <w:szCs w:val="28"/>
+        </w:rPr>
+      </w:pPr>
+      <w:r>
+        <w:rPr>
+          <w:rFonts w:ascii="Times New Roman" w:hAnsi="Times New Roman" w:cs="Times New Roman"/>
+          <w:sz w:val="28"/>
+          <w:szCs w:val="28"/>
+        </w:rPr>
+        <w:t xml:space="preserve">5 </w:t>
+      </w:r>
+      <w:proofErr w:type="spellStart"/>
+      <w:r>
+        <w:rPr>
+          <w:rFonts w:ascii="Times New Roman" w:hAnsi="Times New Roman" w:cs="Times New Roman"/>
+          <w:sz w:val="28"/>
+          <w:szCs w:val="28"/>
+        </w:rPr>
+        <w:t>Триадная</w:t>
+      </w:r>
+      <w:proofErr w:type="spellEnd"/>
+    </w:p>
+    <w:p>
+      <w:pPr>
+        <w:tabs>
+          <w:tab w:val="left" w:pos="1134"/>
+        </w:tabs>
+        <w:spacing w:before="240" w:after="240" w:line="240" w:lineRule="auto"/>
+        <w:jc w:val="both"/>
+        <w:rPr>
+          <w:rFonts w:ascii="Times New Roman" w:hAnsi="Times New Roman" w:cs="Times New Roman"/>
+          <w:sz w:val="28"/>
+          <w:szCs w:val="28"/>
+        </w:rPr>
+      </w:pPr>
+      <w:r>
+        <w:rPr>
+          <w:rFonts w:ascii="Times New Roman" w:hAnsi="Times New Roman" w:cs="Times New Roman"/>
+          <w:sz w:val="28"/>
+          <w:szCs w:val="28"/>
+        </w:rPr>
+        <w:t>6 Четырехцветная</w:t>
+      </w:r>
+    </w:p>
+    <w:p>
+      <w:pPr>
         <w:pStyle w:val="a3"/>
         <w:numPr>
           <w:ilvl w:val="0"/>
@@ -9554,6 +9786,170 @@
     </w:p>
     <w:p>
       <w:pPr>
+        <w:tabs>
+          <w:tab w:val="left" w:pos="1134"/>
+        </w:tabs>
+        <w:spacing w:before="240" w:after="240" w:line="240" w:lineRule="auto"/>
+        <w:jc w:val="both"/>
+        <w:rPr>
+          <w:rFonts w:ascii="Times New Roman" w:hAnsi="Times New Roman" w:cs="Times New Roman"/>
+          <w:sz w:val="28"/>
+          <w:szCs w:val="28"/>
+        </w:rPr>
+      </w:pPr>
+      <w:r>
+        <w:rPr>
+          <w:rFonts w:ascii="Times New Roman" w:hAnsi="Times New Roman" w:cs="Times New Roman"/>
+          <w:sz w:val="28"/>
+          <w:szCs w:val="28"/>
+        </w:rPr>
+        <w:t>1 Система 60-30-10. Это главное правило построения дизайн палитр. Это система для распределения цвета. Правило означает, что базовый цвет занимает до 60% дизайна (доминантные цвета), 30% вторичный (цвета для контента или дополнительные цвета), а цвет для выделения и акцентов занимает 10% дизайна, например, призывы к действию.</w:t>
+      </w:r>
+    </w:p>
+    <w:p>
+      <w:pPr>
+        <w:tabs>
+          <w:tab w:val="left" w:pos="1134"/>
+        </w:tabs>
+        <w:spacing w:before="240" w:after="240"/>
+        <w:rPr>
+          <w:rFonts w:ascii="Times New Roman" w:hAnsi="Times New Roman" w:cs="Times New Roman"/>
+          <w:sz w:val="28"/>
+          <w:szCs w:val="28"/>
+        </w:rPr>
+      </w:pPr>
+      <w:r>
+        <w:rPr>
+          <w:rFonts w:ascii="Times New Roman" w:hAnsi="Times New Roman" w:cs="Times New Roman"/>
+          <w:sz w:val="28"/>
+          <w:szCs w:val="28"/>
+        </w:rPr>
+        <w:t xml:space="preserve">2 </w:t>
+      </w:r>
+      <w:r>
+        <w:rPr>
+          <w:rFonts w:ascii="Times New Roman" w:hAnsi="Times New Roman" w:cs="Times New Roman"/>
+          <w:sz w:val="28"/>
+          <w:szCs w:val="28"/>
+        </w:rPr>
+        <w:t>Контрастность. Важно, чтобы между контентом и фоном был достаточный контраст.</w:t>
+      </w:r>
+    </w:p>
+    <w:p>
+      <w:pPr>
+        <w:tabs>
+          <w:tab w:val="left" w:pos="1134"/>
+        </w:tabs>
+        <w:spacing w:before="240" w:after="240"/>
+        <w:rPr>
+          <w:rFonts w:ascii="Times New Roman" w:hAnsi="Times New Roman" w:cs="Times New Roman"/>
+          <w:sz w:val="28"/>
+          <w:szCs w:val="28"/>
+        </w:rPr>
+      </w:pPr>
+      <w:r>
+        <w:rPr>
+          <w:rFonts w:ascii="Times New Roman" w:hAnsi="Times New Roman" w:cs="Times New Roman"/>
+          <w:sz w:val="28"/>
+          <w:szCs w:val="28"/>
+        </w:rPr>
+        <w:t xml:space="preserve">3 </w:t>
+      </w:r>
+      <w:r>
+        <w:rPr>
+          <w:rFonts w:ascii="Times New Roman" w:hAnsi="Times New Roman" w:cs="Times New Roman"/>
+          <w:sz w:val="28"/>
+          <w:szCs w:val="28"/>
+        </w:rPr>
+        <w:t>Сначала серые тона, без цвета. На начальных этапах, при проектировании элементов и их расположении, необходимо не акцентировать внимание на цвете и его выборе, это будет только отвлекать.</w:t>
+      </w:r>
+    </w:p>
+    <w:p>
+      <w:pPr>
+        <w:tabs>
+          <w:tab w:val="left" w:pos="1134"/>
+        </w:tabs>
+        <w:spacing w:before="240" w:after="240"/>
+        <w:rPr>
+          <w:rFonts w:ascii="Times New Roman" w:hAnsi="Times New Roman" w:cs="Times New Roman"/>
+          <w:sz w:val="28"/>
+          <w:szCs w:val="28"/>
+        </w:rPr>
+      </w:pPr>
+      <w:r>
+        <w:rPr>
+          <w:rFonts w:ascii="Times New Roman" w:hAnsi="Times New Roman" w:cs="Times New Roman"/>
+          <w:sz w:val="28"/>
+          <w:szCs w:val="28"/>
+        </w:rPr>
+        <w:t xml:space="preserve">4 </w:t>
+      </w:r>
+      <w:r>
+        <w:rPr>
+          <w:rFonts w:ascii="Times New Roman" w:hAnsi="Times New Roman" w:cs="Times New Roman"/>
+          <w:sz w:val="28"/>
+          <w:szCs w:val="28"/>
+        </w:rPr>
+        <w:t>Вдохновляться природой. Самые лучшие цветовые палитры создавала природа, в которых можно найти и гармонию, и контраст между цветами и оттенками.</w:t>
+      </w:r>
+    </w:p>
+    <w:p>
+      <w:pPr>
+        <w:tabs>
+          <w:tab w:val="left" w:pos="1134"/>
+        </w:tabs>
+        <w:spacing w:before="240" w:after="240"/>
+        <w:rPr>
+          <w:rFonts w:ascii="Times New Roman" w:hAnsi="Times New Roman" w:cs="Times New Roman"/>
+          <w:sz w:val="28"/>
+          <w:szCs w:val="28"/>
+        </w:rPr>
+      </w:pPr>
+      <w:r>
+        <w:rPr>
+          <w:rFonts w:ascii="Times New Roman" w:hAnsi="Times New Roman" w:cs="Times New Roman"/>
+          <w:sz w:val="28"/>
+          <w:szCs w:val="28"/>
+        </w:rPr>
+        <w:t xml:space="preserve">5 </w:t>
+      </w:r>
+      <w:r>
+        <w:rPr>
+          <w:rFonts w:ascii="Times New Roman" w:hAnsi="Times New Roman" w:cs="Times New Roman"/>
+          <w:sz w:val="28"/>
+          <w:szCs w:val="28"/>
+        </w:rPr>
+        <w:t>Добавлять контраст между элементами интерфейса при помощи контрастных цветов.</w:t>
+      </w:r>
+    </w:p>
+    <w:p>
+      <w:pPr>
+        <w:tabs>
+          <w:tab w:val="left" w:pos="1134"/>
+        </w:tabs>
+        <w:spacing w:before="240" w:after="240"/>
+        <w:rPr>
+          <w:rFonts w:ascii="Times New Roman" w:hAnsi="Times New Roman" w:cs="Times New Roman"/>
+          <w:sz w:val="28"/>
+          <w:szCs w:val="28"/>
+        </w:rPr>
+      </w:pPr>
+    </w:p>
+    <w:p>
+      <w:pPr>
+        <w:tabs>
+          <w:tab w:val="left" w:pos="1134"/>
+        </w:tabs>
+        <w:spacing w:before="240" w:after="240"/>
+        <w:rPr>
+          <w:rFonts w:ascii="Times New Roman" w:hAnsi="Times New Roman" w:cs="Times New Roman"/>
+          <w:sz w:val="28"/>
+          <w:szCs w:val="28"/>
+        </w:rPr>
+      </w:pPr>
+    </w:p>
+    <w:p>
+      <w:pPr>
         <w:pStyle w:val="a3"/>
         <w:numPr>
           <w:ilvl w:val="0"/>
@@ -9577,6 +9973,7 @@
           <w:sz w:val="28"/>
           <w:szCs w:val="28"/>
         </w:rPr>
+        <w:lastRenderedPageBreak/>
         <w:t xml:space="preserve">Перечислите правила чистого </w:t>
       </w:r>
       <w:r>
@@ -9604,13 +10001,492 @@
         </w:rPr>
         <w:t>?</w:t>
       </w:r>
+    </w:p>
+    <w:p>
+      <w:pPr>
+        <w:tabs>
+          <w:tab w:val="left" w:pos="1134"/>
+        </w:tabs>
+        <w:spacing w:before="240" w:after="240" w:line="240" w:lineRule="auto"/>
+        <w:jc w:val="both"/>
+        <w:rPr>
+          <w:rFonts w:ascii="Times New Roman" w:hAnsi="Times New Roman" w:cs="Times New Roman"/>
+          <w:sz w:val="28"/>
+          <w:szCs w:val="28"/>
+        </w:rPr>
+      </w:pPr>
+      <w:r>
+        <w:rPr>
+          <w:rFonts w:ascii="Times New Roman" w:hAnsi="Times New Roman" w:cs="Times New Roman"/>
+          <w:sz w:val="28"/>
+          <w:szCs w:val="28"/>
+        </w:rPr>
+        <w:t>1</w:t>
+      </w:r>
+      <w:r>
+        <w:rPr>
+          <w:rFonts w:ascii="Times New Roman" w:hAnsi="Times New Roman" w:cs="Times New Roman"/>
+          <w:sz w:val="28"/>
+          <w:szCs w:val="28"/>
+        </w:rPr>
+        <w:t xml:space="preserve"> </w:t>
+      </w:r>
+      <w:r>
+        <w:rPr>
+          <w:rFonts w:ascii="Times New Roman" w:hAnsi="Times New Roman" w:cs="Times New Roman"/>
+          <w:sz w:val="28"/>
+          <w:szCs w:val="28"/>
+        </w:rPr>
+        <w:t xml:space="preserve">Простые шрифты. Использование простых и минималистичных шрифтов сделает тексты и весь дизайн более читабельными. </w:t>
+      </w:r>
+    </w:p>
+    <w:p>
+      <w:pPr>
+        <w:tabs>
+          <w:tab w:val="left" w:pos="1134"/>
+        </w:tabs>
+        <w:spacing w:before="240" w:after="240"/>
+        <w:rPr>
+          <w:rFonts w:ascii="Times New Roman" w:hAnsi="Times New Roman" w:cs="Times New Roman"/>
+          <w:sz w:val="28"/>
+          <w:szCs w:val="28"/>
+        </w:rPr>
+      </w:pPr>
+      <w:r>
+        <w:rPr>
+          <w:rFonts w:ascii="Times New Roman" w:hAnsi="Times New Roman" w:cs="Times New Roman"/>
+          <w:sz w:val="28"/>
+          <w:szCs w:val="28"/>
+        </w:rPr>
+        <w:t xml:space="preserve">2 </w:t>
+      </w:r>
+      <w:r>
+        <w:rPr>
+          <w:rFonts w:ascii="Times New Roman" w:hAnsi="Times New Roman" w:cs="Times New Roman"/>
+          <w:sz w:val="28"/>
+          <w:szCs w:val="28"/>
+        </w:rPr>
+        <w:t xml:space="preserve">Ограниченная цветовая палитра. Не отвлекаем пользователя большим разнообразием цветов и оттенков. </w:t>
+      </w:r>
+    </w:p>
+    <w:p>
+      <w:pPr>
+        <w:tabs>
+          <w:tab w:val="left" w:pos="1134"/>
+        </w:tabs>
+        <w:spacing w:before="240" w:after="240"/>
+        <w:rPr>
+          <w:rFonts w:ascii="Times New Roman" w:hAnsi="Times New Roman" w:cs="Times New Roman"/>
+          <w:sz w:val="28"/>
+          <w:szCs w:val="28"/>
+        </w:rPr>
+      </w:pPr>
+      <w:r>
+        <w:rPr>
+          <w:rFonts w:ascii="Times New Roman" w:hAnsi="Times New Roman" w:cs="Times New Roman"/>
+          <w:sz w:val="28"/>
+          <w:szCs w:val="28"/>
+        </w:rPr>
+        <w:t xml:space="preserve">3 </w:t>
+      </w:r>
+      <w:r>
+        <w:rPr>
+          <w:rFonts w:ascii="Times New Roman" w:hAnsi="Times New Roman" w:cs="Times New Roman"/>
+          <w:sz w:val="28"/>
+          <w:szCs w:val="28"/>
+        </w:rPr>
+        <w:t>Не использовать грязные тени. Рекомендуется использовать более светлые оттенки чёрного, чтобы убрать с тени напряжение и сильный контраст</w:t>
+      </w:r>
+    </w:p>
+    <w:p>
+      <w:pPr>
+        <w:tabs>
+          <w:tab w:val="left" w:pos="1134"/>
+        </w:tabs>
+        <w:spacing w:before="240" w:after="240"/>
+        <w:rPr>
+          <w:rFonts w:ascii="Times New Roman" w:hAnsi="Times New Roman" w:cs="Times New Roman"/>
+          <w:sz w:val="28"/>
+          <w:szCs w:val="28"/>
+        </w:rPr>
+      </w:pPr>
+      <w:r>
+        <w:rPr>
+          <w:rFonts w:ascii="Times New Roman" w:hAnsi="Times New Roman" w:cs="Times New Roman"/>
+          <w:sz w:val="28"/>
+          <w:szCs w:val="28"/>
+        </w:rPr>
+        <w:t xml:space="preserve">4 </w:t>
+      </w:r>
+      <w:r>
+        <w:rPr>
+          <w:rFonts w:ascii="Times New Roman" w:hAnsi="Times New Roman" w:cs="Times New Roman"/>
+          <w:sz w:val="28"/>
+          <w:szCs w:val="28"/>
+        </w:rPr>
+        <w:t>Больше свободного пространства. Необходимо предоставлять элементам больше свободного пространства для того, чтобы они смогли дышать. Это способствует облегчению навигации</w:t>
+      </w:r>
+    </w:p>
+    <w:p>
+      <w:pPr>
+        <w:tabs>
+          <w:tab w:val="left" w:pos="1134"/>
+        </w:tabs>
+        <w:spacing w:before="240" w:after="240"/>
+        <w:rPr>
+          <w:rFonts w:ascii="Times New Roman" w:hAnsi="Times New Roman" w:cs="Times New Roman"/>
+          <w:sz w:val="28"/>
+          <w:szCs w:val="28"/>
+        </w:rPr>
+      </w:pPr>
+      <w:r>
+        <w:rPr>
+          <w:rFonts w:ascii="Times New Roman" w:hAnsi="Times New Roman" w:cs="Times New Roman"/>
+          <w:sz w:val="28"/>
+          <w:szCs w:val="28"/>
+        </w:rPr>
+        <w:t>5</w:t>
+      </w:r>
+      <w:r>
+        <w:rPr>
+          <w:rFonts w:ascii="Times New Roman" w:hAnsi="Times New Roman" w:cs="Times New Roman"/>
+          <w:sz w:val="28"/>
+          <w:szCs w:val="28"/>
+        </w:rPr>
+        <w:t xml:space="preserve"> Использование нужных и полезных элементов. Ограничение количества элементов в одном пространственном блоке повышает концентрацию пользователя на необходимом. Также необходимо использовать правила композиции при группировке элементов.</w:t>
+      </w:r>
+    </w:p>
+    <w:p>
+      <w:pPr>
+        <w:tabs>
+          <w:tab w:val="left" w:pos="1134"/>
+        </w:tabs>
+        <w:spacing w:before="240" w:after="240"/>
+        <w:rPr>
+          <w:rFonts w:ascii="Times New Roman" w:hAnsi="Times New Roman" w:cs="Times New Roman"/>
+          <w:sz w:val="28"/>
+          <w:szCs w:val="28"/>
+        </w:rPr>
+      </w:pPr>
+      <w:r>
+        <w:rPr>
+          <w:rFonts w:ascii="Times New Roman" w:hAnsi="Times New Roman" w:cs="Times New Roman"/>
+          <w:sz w:val="28"/>
+          <w:szCs w:val="28"/>
+        </w:rPr>
+        <w:t xml:space="preserve">6 </w:t>
+      </w:r>
+      <w:r>
+        <w:rPr>
+          <w:rFonts w:ascii="Times New Roman" w:hAnsi="Times New Roman" w:cs="Times New Roman"/>
+          <w:sz w:val="28"/>
+          <w:szCs w:val="28"/>
+        </w:rPr>
+        <w:t>Использование качественных изображений. Рекомендуется использовать качественные, естественные, живые фотографии и изображения</w:t>
+      </w:r>
+    </w:p>
+    <w:p>
+      <w:pPr>
+        <w:tabs>
+          <w:tab w:val="left" w:pos="1134"/>
+        </w:tabs>
+        <w:spacing w:before="240" w:after="240"/>
+        <w:rPr>
+          <w:rFonts w:ascii="Times New Roman" w:hAnsi="Times New Roman" w:cs="Times New Roman"/>
+          <w:sz w:val="28"/>
+          <w:szCs w:val="28"/>
+        </w:rPr>
+      </w:pPr>
+      <w:r>
+        <w:rPr>
+          <w:rFonts w:ascii="Times New Roman" w:hAnsi="Times New Roman" w:cs="Times New Roman"/>
+          <w:sz w:val="28"/>
+          <w:szCs w:val="28"/>
+        </w:rPr>
+        <w:t xml:space="preserve">7 </w:t>
+      </w:r>
+      <w:r>
+        <w:rPr>
+          <w:rFonts w:ascii="Times New Roman" w:hAnsi="Times New Roman" w:cs="Times New Roman"/>
+          <w:sz w:val="28"/>
+          <w:szCs w:val="28"/>
+        </w:rPr>
+        <w:t>Простые градиенты. Рекомендуется не использовать тяжёлые градиенты и правильно сочетать цвета в них.</w:t>
+      </w:r>
+    </w:p>
+    <w:p>
+      <w:pPr>
+        <w:tabs>
+          <w:tab w:val="left" w:pos="1134"/>
+        </w:tabs>
+        <w:spacing w:before="240" w:after="240"/>
+        <w:rPr>
+          <w:rFonts w:ascii="Times New Roman" w:hAnsi="Times New Roman" w:cs="Times New Roman"/>
+          <w:sz w:val="28"/>
+          <w:szCs w:val="28"/>
+        </w:rPr>
+      </w:pPr>
+      <w:r>
+        <w:rPr>
+          <w:rFonts w:ascii="Times New Roman" w:hAnsi="Times New Roman" w:cs="Times New Roman"/>
+          <w:sz w:val="28"/>
+          <w:szCs w:val="28"/>
+        </w:rPr>
+        <w:t xml:space="preserve">8 </w:t>
+      </w:r>
+      <w:r>
+        <w:rPr>
+          <w:rFonts w:ascii="Times New Roman" w:hAnsi="Times New Roman" w:cs="Times New Roman"/>
+          <w:sz w:val="28"/>
+          <w:szCs w:val="28"/>
+        </w:rPr>
+        <w:t>Более простой дизайн. В большинстве случаев наличие большого количества эффектов и стилей портит пользовательский интерфейс. Рекомендуется не делать слишком много эффектов, например, так как тени, градиенты, жирные обводки элементов</w:t>
+      </w:r>
+    </w:p>
+    <w:p>
+      <w:pPr>
+        <w:tabs>
+          <w:tab w:val="left" w:pos="1134"/>
+        </w:tabs>
+        <w:spacing w:before="240" w:after="240"/>
+        <w:rPr>
+          <w:rFonts w:ascii="Times New Roman" w:hAnsi="Times New Roman" w:cs="Times New Roman"/>
+          <w:sz w:val="28"/>
+          <w:szCs w:val="28"/>
+        </w:rPr>
+      </w:pPr>
+      <w:r>
+        <w:rPr>
+          <w:rFonts w:ascii="Times New Roman" w:hAnsi="Times New Roman" w:cs="Times New Roman"/>
+          <w:sz w:val="28"/>
+          <w:szCs w:val="28"/>
+        </w:rPr>
+        <w:t xml:space="preserve">9 </w:t>
+      </w:r>
+      <w:r>
+        <w:rPr>
+          <w:rFonts w:ascii="Times New Roman" w:hAnsi="Times New Roman" w:cs="Times New Roman"/>
+          <w:sz w:val="28"/>
+          <w:szCs w:val="28"/>
+        </w:rPr>
+        <w:t>Баланс и выравнивание. Необходимо всегда помнить, что у всех элементов в интерфейсе есть вес. Вес можно определить по цвету, размеру, текстуре. Необходимо соблюдать баланс, правила композиции и правильно выравнивать элементы</w:t>
+      </w:r>
+    </w:p>
+    <w:p>
+      <w:pPr>
+        <w:tabs>
+          <w:tab w:val="left" w:pos="1134"/>
+        </w:tabs>
+        <w:spacing w:before="240" w:after="240"/>
+        <w:rPr>
+          <w:rFonts w:ascii="Times New Roman" w:hAnsi="Times New Roman" w:cs="Times New Roman"/>
+          <w:sz w:val="28"/>
+          <w:szCs w:val="28"/>
+        </w:rPr>
+      </w:pPr>
+      <w:r>
+        <w:rPr>
+          <w:rFonts w:ascii="Times New Roman" w:hAnsi="Times New Roman" w:cs="Times New Roman"/>
+          <w:sz w:val="28"/>
+          <w:szCs w:val="28"/>
+        </w:rPr>
+        <w:t>10 Бы</w:t>
+      </w:r>
+      <w:r>
+        <w:rPr>
+          <w:rFonts w:ascii="Times New Roman" w:hAnsi="Times New Roman" w:cs="Times New Roman"/>
+          <w:sz w:val="28"/>
+          <w:szCs w:val="28"/>
+        </w:rPr>
+        <w:t>ть последовательным и соблюдать единообразие в интерфейсе. Согласованный единообразный пользовательский интерфейс подразумевает использование одинаковых шаблонов проектирования, одинаковые элементы, отступы, а также согласованные команды во всём интерфейсе.</w:t>
+      </w:r>
+    </w:p>
+    <w:p>
+      <w:pPr>
+        <w:tabs>
+          <w:tab w:val="left" w:pos="1134"/>
+        </w:tabs>
+        <w:spacing w:before="240" w:after="240"/>
+        <w:rPr>
+          <w:rFonts w:ascii="Times New Roman" w:hAnsi="Times New Roman" w:cs="Times New Roman"/>
+          <w:sz w:val="28"/>
+          <w:szCs w:val="28"/>
+        </w:rPr>
+      </w:pPr>
+      <w:r>
+        <w:rPr>
+          <w:rFonts w:ascii="Times New Roman" w:hAnsi="Times New Roman" w:cs="Times New Roman"/>
+          <w:sz w:val="28"/>
+          <w:szCs w:val="28"/>
+        </w:rPr>
+        <w:t xml:space="preserve">11 </w:t>
+      </w:r>
+      <w:r>
+        <w:rPr>
+          <w:rFonts w:ascii="Times New Roman" w:hAnsi="Times New Roman" w:cs="Times New Roman"/>
+          <w:sz w:val="28"/>
+          <w:szCs w:val="28"/>
+        </w:rPr>
+        <w:t xml:space="preserve">Читаемые заголовки. Необходимо делать заголовки более акцентными и </w:t>
+      </w:r>
+      <w:proofErr w:type="gramStart"/>
+      <w:r>
+        <w:rPr>
+          <w:rFonts w:ascii="Times New Roman" w:hAnsi="Times New Roman" w:cs="Times New Roman"/>
+          <w:sz w:val="28"/>
+          <w:szCs w:val="28"/>
+        </w:rPr>
+        <w:t>контрастными, для того, чтобы</w:t>
+      </w:r>
+      <w:proofErr w:type="gramEnd"/>
+      <w:r>
+        <w:rPr>
+          <w:rFonts w:ascii="Times New Roman" w:hAnsi="Times New Roman" w:cs="Times New Roman"/>
+          <w:sz w:val="28"/>
+          <w:szCs w:val="28"/>
+        </w:rPr>
+        <w:t xml:space="preserve"> направить взгляд пользователя от наиболее важных вещей к менее важным.</w:t>
+      </w:r>
+    </w:p>
+    <w:p>
+      <w:pPr>
+        <w:tabs>
+          <w:tab w:val="left" w:pos="1134"/>
+        </w:tabs>
+        <w:spacing w:before="240" w:after="240"/>
+        <w:rPr>
+          <w:rFonts w:ascii="Times New Roman" w:hAnsi="Times New Roman" w:cs="Times New Roman"/>
+          <w:sz w:val="28"/>
+          <w:szCs w:val="28"/>
+        </w:rPr>
+      </w:pPr>
+      <w:r>
+        <w:rPr>
+          <w:rFonts w:ascii="Times New Roman" w:hAnsi="Times New Roman" w:cs="Times New Roman"/>
+          <w:sz w:val="28"/>
+          <w:szCs w:val="28"/>
+        </w:rPr>
+        <w:lastRenderedPageBreak/>
+        <w:t xml:space="preserve">12 </w:t>
+      </w:r>
+      <w:r>
+        <w:rPr>
+          <w:rFonts w:ascii="Times New Roman" w:hAnsi="Times New Roman" w:cs="Times New Roman"/>
+          <w:sz w:val="28"/>
+          <w:szCs w:val="28"/>
+        </w:rPr>
+        <w:t>Визуальная иерархия элементов. Строгая визуальная иерархия — основной принцип успешного пользовательского интерфейса. Состоит в расположении элементов интерфейса таким образом, чтобы объяснить уровень важности каждого элемента и направить пользователей к выполнению желаемого действия.</w:t>
+      </w:r>
+    </w:p>
+    <w:p>
+      <w:pPr>
+        <w:tabs>
+          <w:tab w:val="left" w:pos="1134"/>
+        </w:tabs>
+        <w:spacing w:before="240" w:after="240"/>
+        <w:rPr>
+          <w:rFonts w:ascii="Times New Roman" w:hAnsi="Times New Roman" w:cs="Times New Roman"/>
+          <w:sz w:val="28"/>
+          <w:szCs w:val="28"/>
+        </w:rPr>
+      </w:pPr>
+      <w:r>
+        <w:rPr>
+          <w:rFonts w:ascii="Times New Roman" w:hAnsi="Times New Roman" w:cs="Times New Roman"/>
+          <w:sz w:val="28"/>
+          <w:szCs w:val="28"/>
+        </w:rPr>
+        <w:t xml:space="preserve">13 </w:t>
+      </w:r>
+      <w:r>
+        <w:rPr>
+          <w:rFonts w:ascii="Times New Roman" w:hAnsi="Times New Roman" w:cs="Times New Roman"/>
+          <w:sz w:val="28"/>
+          <w:szCs w:val="28"/>
+        </w:rPr>
+        <w:t xml:space="preserve">Делать различными </w:t>
+      </w:r>
+      <w:r>
+        <w:rPr>
+          <w:rFonts w:ascii="Times New Roman" w:hAnsi="Times New Roman" w:cs="Times New Roman"/>
+          <w:sz w:val="28"/>
+          <w:szCs w:val="28"/>
+          <w:lang w:val="en-US"/>
+        </w:rPr>
+        <w:t>placeholders</w:t>
+      </w:r>
+      <w:r>
+        <w:rPr>
+          <w:rFonts w:ascii="Times New Roman" w:hAnsi="Times New Roman" w:cs="Times New Roman"/>
+          <w:sz w:val="28"/>
+          <w:szCs w:val="28"/>
+        </w:rPr>
+        <w:t xml:space="preserve">, </w:t>
+      </w:r>
+      <w:r>
+        <w:rPr>
+          <w:rFonts w:ascii="Times New Roman" w:hAnsi="Times New Roman" w:cs="Times New Roman"/>
+          <w:sz w:val="28"/>
+          <w:szCs w:val="28"/>
+          <w:lang w:val="en-US"/>
+        </w:rPr>
+        <w:t>labels</w:t>
+      </w:r>
+      <w:r>
+        <w:rPr>
+          <w:rFonts w:ascii="Times New Roman" w:hAnsi="Times New Roman" w:cs="Times New Roman"/>
+          <w:sz w:val="28"/>
+          <w:szCs w:val="28"/>
+        </w:rPr>
+        <w:t xml:space="preserve"> и введённые пользователем данные.</w:t>
+      </w:r>
+    </w:p>
+    <w:p>
+      <w:pPr>
+        <w:spacing w:before="240" w:after="240"/>
+        <w:rPr>
+          <w:rFonts w:ascii="Times New Roman" w:hAnsi="Times New Roman" w:cs="Times New Roman"/>
+          <w:sz w:val="28"/>
+          <w:szCs w:val="28"/>
+        </w:rPr>
+      </w:pPr>
+      <w:r>
+        <w:rPr>
+          <w:rFonts w:ascii="Times New Roman" w:hAnsi="Times New Roman" w:cs="Times New Roman"/>
+          <w:sz w:val="28"/>
+          <w:szCs w:val="28"/>
+        </w:rPr>
+        <w:t xml:space="preserve">14 </w:t>
+      </w:r>
+      <w:r>
+        <w:rPr>
+          <w:rFonts w:ascii="Times New Roman" w:hAnsi="Times New Roman" w:cs="Times New Roman"/>
+          <w:sz w:val="28"/>
+          <w:szCs w:val="28"/>
+        </w:rPr>
+        <w:t>Единая система шрифтов и начертаний. Необходимо использовать одну систему шрифтов, начертаний, толщины для основного текста, заголовков, подзаголовков и так далее. Даже небольшая разница в размере между двумя типами шрифта может исказить контрасты и иерархию.</w:t>
+      </w:r>
+    </w:p>
+    <w:p>
+      <w:pPr>
+        <w:tabs>
+          <w:tab w:val="left" w:pos="1134"/>
+        </w:tabs>
+        <w:spacing w:before="240" w:after="240" w:line="240" w:lineRule="auto"/>
+        <w:jc w:val="both"/>
+        <w:rPr>
+          <w:rFonts w:ascii="Times New Roman" w:hAnsi="Times New Roman" w:cs="Times New Roman"/>
+          <w:sz w:val="28"/>
+          <w:szCs w:val="28"/>
+        </w:rPr>
+      </w:pPr>
     </w:p>
     <w:p>
       <w:pPr>
         <w:pStyle w:val="a3"/>
         <w:numPr>
           <w:ilvl w:val="0"/>
-          <w:numId w:val="2"/>
+          <w:numId w:val="23"/>
         </w:numPr>
         <w:tabs>
           <w:tab w:val="left" w:pos="1134"/>
@@ -9640,6 +10516,480 @@
         </w:rPr>
         <w:t>?</w:t>
       </w:r>
+    </w:p>
+    <w:p>
+      <w:pPr>
+        <w:tabs>
+          <w:tab w:val="left" w:pos="1134"/>
+        </w:tabs>
+        <w:spacing w:before="240" w:after="240" w:line="240" w:lineRule="auto"/>
+        <w:jc w:val="both"/>
+        <w:rPr>
+          <w:rFonts w:ascii="Times New Roman" w:hAnsi="Times New Roman" w:cs="Times New Roman"/>
+          <w:sz w:val="28"/>
+          <w:szCs w:val="28"/>
+        </w:rPr>
+      </w:pPr>
+      <w:r>
+        <w:rPr>
+          <w:rFonts w:ascii="Times New Roman" w:hAnsi="Times New Roman" w:cs="Times New Roman"/>
+          <w:sz w:val="28"/>
+          <w:szCs w:val="28"/>
+        </w:rPr>
+        <w:t xml:space="preserve">Существует несколько </w:t>
+      </w:r>
+      <w:r>
+        <w:rPr>
+          <w:rFonts w:ascii="Times New Roman" w:hAnsi="Times New Roman" w:cs="Times New Roman"/>
+          <w:b/>
+          <w:sz w:val="28"/>
+          <w:szCs w:val="28"/>
+        </w:rPr>
+        <w:t>видов кнопок:</w:t>
+      </w:r>
+    </w:p>
+    <w:p>
+      <w:pPr>
+        <w:numPr>
+          <w:ilvl w:val="0"/>
+          <w:numId w:val="25"/>
+        </w:numPr>
+        <w:tabs>
+          <w:tab w:val="left" w:pos="851"/>
+        </w:tabs>
+        <w:spacing w:before="240" w:after="240" w:line="240" w:lineRule="auto"/>
+        <w:ind w:left="0" w:firstLine="851"/>
+        <w:jc w:val="both"/>
+        <w:rPr>
+          <w:rFonts w:ascii="Times New Roman" w:hAnsi="Times New Roman" w:cs="Times New Roman"/>
+          <w:sz w:val="28"/>
+          <w:szCs w:val="28"/>
+        </w:rPr>
+      </w:pPr>
+      <w:r>
+        <w:rPr>
+          <w:rFonts w:ascii="Times New Roman" w:hAnsi="Times New Roman" w:cs="Times New Roman"/>
+          <w:sz w:val="28"/>
+          <w:szCs w:val="28"/>
+        </w:rPr>
+        <w:t>Кнопки призыва к действию (</w:t>
+      </w:r>
+      <w:r>
+        <w:rPr>
+          <w:rFonts w:ascii="Times New Roman" w:hAnsi="Times New Roman" w:cs="Times New Roman"/>
+          <w:sz w:val="28"/>
+          <w:szCs w:val="28"/>
+          <w:lang w:val="en-US"/>
+        </w:rPr>
+        <w:t>CTA</w:t>
+      </w:r>
+      <w:r>
+        <w:rPr>
+          <w:rFonts w:ascii="Times New Roman" w:hAnsi="Times New Roman" w:cs="Times New Roman"/>
+          <w:sz w:val="28"/>
+          <w:szCs w:val="28"/>
+        </w:rPr>
+        <w:t xml:space="preserve">). Такая кнопка должна побуждать пользователей к действию. Например, «Купить сейчас», «Зарегистрироваться», «Войти» и так далее. </w:t>
+      </w:r>
+    </w:p>
+    <w:p>
+      <w:pPr>
+        <w:numPr>
+          <w:ilvl w:val="0"/>
+          <w:numId w:val="25"/>
+        </w:numPr>
+        <w:tabs>
+          <w:tab w:val="left" w:pos="1134"/>
+        </w:tabs>
+        <w:spacing w:before="240" w:after="240" w:line="240" w:lineRule="auto"/>
+        <w:ind w:left="0" w:firstLine="851"/>
+        <w:jc w:val="both"/>
+        <w:rPr>
+          <w:rFonts w:ascii="Times New Roman" w:hAnsi="Times New Roman" w:cs="Times New Roman"/>
+          <w:sz w:val="28"/>
+          <w:szCs w:val="28"/>
+        </w:rPr>
+      </w:pPr>
+      <w:r>
+        <w:rPr>
+          <w:rFonts w:ascii="Times New Roman" w:hAnsi="Times New Roman" w:cs="Times New Roman"/>
+          <w:sz w:val="28"/>
+          <w:szCs w:val="28"/>
+        </w:rPr>
+        <w:t xml:space="preserve">Кнопки первичного действия. Такие кнопки должна помогать пользователю взаимодействовать с продуктом. Например, «Начать», «Далее», «Назад» и так далее. </w:t>
+      </w:r>
+    </w:p>
+    <w:p>
+      <w:pPr>
+        <w:numPr>
+          <w:ilvl w:val="0"/>
+          <w:numId w:val="25"/>
+        </w:numPr>
+        <w:tabs>
+          <w:tab w:val="left" w:pos="1134"/>
+        </w:tabs>
+        <w:spacing w:before="240" w:after="240" w:line="240" w:lineRule="auto"/>
+        <w:ind w:left="0" w:firstLine="851"/>
+        <w:jc w:val="both"/>
+        <w:rPr>
+          <w:rFonts w:ascii="Times New Roman" w:hAnsi="Times New Roman" w:cs="Times New Roman"/>
+          <w:sz w:val="28"/>
+          <w:szCs w:val="28"/>
+        </w:rPr>
+      </w:pPr>
+      <w:r>
+        <w:rPr>
+          <w:rFonts w:ascii="Times New Roman" w:hAnsi="Times New Roman" w:cs="Times New Roman"/>
+          <w:sz w:val="28"/>
+          <w:szCs w:val="28"/>
+        </w:rPr>
+        <w:t>Кнопки вторичного действия. Вторичные кнопки служат альтернативой кнопкам первичного действия или кнопкам призыва к действию, которое предоставляется пользователю. Например, кнопка «Отмена» возле кнопки «Заказать». Пример показан на рисунке 22 (слева кнопка вторичного действия, справа призыва к действию).</w:t>
+      </w:r>
+    </w:p>
+    <w:p>
+      <w:pPr>
+        <w:pStyle w:val="a3"/>
+        <w:numPr>
+          <w:ilvl w:val="0"/>
+          <w:numId w:val="25"/>
+        </w:numPr>
+        <w:tabs>
+          <w:tab w:val="left" w:pos="993"/>
+        </w:tabs>
+        <w:spacing w:before="280" w:after="280" w:line="240" w:lineRule="auto"/>
+        <w:ind w:left="0" w:firstLine="851"/>
+        <w:jc w:val="both"/>
+        <w:rPr>
+          <w:rFonts w:ascii="Times New Roman" w:hAnsi="Times New Roman" w:cs="Times New Roman"/>
+          <w:sz w:val="28"/>
+          <w:szCs w:val="28"/>
+        </w:rPr>
+      </w:pPr>
+      <w:r>
+        <w:rPr>
+          <w:rFonts w:ascii="Times New Roman" w:hAnsi="Times New Roman" w:cs="Times New Roman"/>
+          <w:sz w:val="28"/>
+          <w:szCs w:val="28"/>
+        </w:rPr>
+        <w:t>Кнопки третичного действия. Такие кнопки могут использовать для разных действий. Такие действия важны, но могут не соответствовать тому, что пользователь хочет сделать в данный момент. Например, кнопка «Поделиться», «Фильтр» и так далее.</w:t>
+      </w:r>
+    </w:p>
+    <w:p>
+      <w:pPr>
+        <w:pStyle w:val="a3"/>
+        <w:tabs>
+          <w:tab w:val="left" w:pos="993"/>
+        </w:tabs>
+        <w:spacing w:before="280" w:after="280" w:line="240" w:lineRule="auto"/>
+        <w:ind w:left="851"/>
+        <w:jc w:val="both"/>
+        <w:rPr>
+          <w:rFonts w:ascii="Times New Roman" w:hAnsi="Times New Roman" w:cs="Times New Roman"/>
+          <w:sz w:val="28"/>
+          <w:szCs w:val="28"/>
+        </w:rPr>
+      </w:pPr>
+    </w:p>
+    <w:p>
+      <w:pPr>
+        <w:pStyle w:val="a3"/>
+        <w:numPr>
+          <w:ilvl w:val="0"/>
+          <w:numId w:val="25"/>
+        </w:numPr>
+        <w:tabs>
+          <w:tab w:val="left" w:pos="993"/>
+        </w:tabs>
+        <w:spacing w:before="280" w:after="280" w:line="240" w:lineRule="auto"/>
+        <w:ind w:left="0" w:firstLine="851"/>
+        <w:jc w:val="both"/>
+        <w:rPr>
+          <w:rFonts w:ascii="Times New Roman" w:hAnsi="Times New Roman" w:cs="Times New Roman"/>
+          <w:sz w:val="28"/>
+          <w:szCs w:val="28"/>
+        </w:rPr>
+      </w:pPr>
+      <w:r>
+        <w:rPr>
+          <w:rFonts w:ascii="Times New Roman" w:hAnsi="Times New Roman" w:cs="Times New Roman"/>
+          <w:sz w:val="28"/>
+          <w:szCs w:val="28"/>
+        </w:rPr>
+        <w:t>Плавающие кнопки действия (</w:t>
+      </w:r>
+      <w:r>
+        <w:rPr>
+          <w:rFonts w:ascii="Times New Roman" w:hAnsi="Times New Roman" w:cs="Times New Roman"/>
+          <w:sz w:val="28"/>
+          <w:szCs w:val="28"/>
+          <w:lang w:val="en-US"/>
+        </w:rPr>
+        <w:t>Fab</w:t>
+      </w:r>
+      <w:r>
+        <w:rPr>
+          <w:rFonts w:ascii="Times New Roman" w:hAnsi="Times New Roman" w:cs="Times New Roman"/>
+          <w:sz w:val="28"/>
+          <w:szCs w:val="28"/>
+        </w:rPr>
+        <w:t xml:space="preserve">). Это кнопка со значком, могут использоваться для первичного действия. </w:t>
+      </w:r>
+    </w:p>
+    <w:p>
+      <w:pPr>
+        <w:tabs>
+          <w:tab w:val="left" w:pos="1134"/>
+        </w:tabs>
+        <w:spacing w:before="240" w:after="240" w:line="240" w:lineRule="auto"/>
+        <w:jc w:val="both"/>
+        <w:rPr>
+          <w:rFonts w:ascii="Times New Roman" w:hAnsi="Times New Roman" w:cs="Times New Roman"/>
+          <w:sz w:val="28"/>
+          <w:szCs w:val="28"/>
+        </w:rPr>
+      </w:pPr>
+    </w:p>
+    <w:p>
+      <w:pPr>
+        <w:tabs>
+          <w:tab w:val="left" w:pos="1134"/>
+        </w:tabs>
+        <w:spacing w:before="240" w:after="240" w:line="240" w:lineRule="auto"/>
+        <w:jc w:val="both"/>
+        <w:rPr>
+          <w:rFonts w:ascii="Times New Roman" w:hAnsi="Times New Roman" w:cs="Times New Roman"/>
+          <w:sz w:val="28"/>
+          <w:szCs w:val="28"/>
+        </w:rPr>
+      </w:pPr>
+    </w:p>
+    <w:p>
+      <w:pPr>
+        <w:tabs>
+          <w:tab w:val="left" w:pos="1134"/>
+        </w:tabs>
+        <w:spacing w:before="240" w:after="240" w:line="240" w:lineRule="auto"/>
+        <w:jc w:val="both"/>
+        <w:rPr>
+          <w:rFonts w:ascii="Times New Roman" w:hAnsi="Times New Roman" w:cs="Times New Roman"/>
+          <w:sz w:val="28"/>
+          <w:szCs w:val="28"/>
+        </w:rPr>
+      </w:pPr>
+    </w:p>
+    <w:p>
+      <w:pPr>
+        <w:tabs>
+          <w:tab w:val="left" w:pos="1134"/>
+        </w:tabs>
+        <w:spacing w:before="240" w:after="240" w:line="240" w:lineRule="auto"/>
+        <w:jc w:val="both"/>
+        <w:rPr>
+          <w:rFonts w:ascii="Times New Roman" w:hAnsi="Times New Roman" w:cs="Times New Roman"/>
+          <w:sz w:val="28"/>
+          <w:szCs w:val="28"/>
+        </w:rPr>
+      </w:pPr>
+      <w:r>
+        <w:rPr>
+          <w:rFonts w:ascii="Times New Roman" w:hAnsi="Times New Roman" w:cs="Times New Roman"/>
+          <w:sz w:val="28"/>
+          <w:szCs w:val="28"/>
+        </w:rPr>
+        <w:lastRenderedPageBreak/>
+        <w:t xml:space="preserve">Рассказать почему выбрал такой цвет, </w:t>
+      </w:r>
+    </w:p>
+    <w:p>
+      <w:pPr>
+        <w:tabs>
+          <w:tab w:val="left" w:pos="1134"/>
+        </w:tabs>
+        <w:spacing w:before="240" w:after="240" w:line="240" w:lineRule="auto"/>
+        <w:jc w:val="both"/>
+        <w:rPr>
+          <w:rFonts w:ascii="Times New Roman" w:hAnsi="Times New Roman" w:cs="Times New Roman"/>
+          <w:sz w:val="28"/>
+          <w:szCs w:val="28"/>
+        </w:rPr>
+      </w:pPr>
+      <w:r>
+        <w:rPr>
+          <w:rFonts w:ascii="Times New Roman" w:hAnsi="Times New Roman" w:cs="Times New Roman"/>
+          <w:sz w:val="28"/>
+          <w:szCs w:val="28"/>
+        </w:rPr>
+        <w:t xml:space="preserve">рассказать в процессе про правила чистого дизайна, </w:t>
+      </w:r>
+    </w:p>
+    <w:p>
+      <w:pPr>
+        <w:tabs>
+          <w:tab w:val="left" w:pos="1134"/>
+        </w:tabs>
+        <w:spacing w:before="240" w:after="240" w:line="240" w:lineRule="auto"/>
+        <w:jc w:val="both"/>
+        <w:rPr>
+          <w:rFonts w:ascii="Times New Roman" w:hAnsi="Times New Roman" w:cs="Times New Roman"/>
+          <w:sz w:val="28"/>
+          <w:szCs w:val="28"/>
+        </w:rPr>
+      </w:pPr>
+      <w:r>
+        <w:rPr>
+          <w:rFonts w:ascii="Times New Roman" w:hAnsi="Times New Roman" w:cs="Times New Roman"/>
+          <w:sz w:val="28"/>
+          <w:szCs w:val="28"/>
+        </w:rPr>
+        <w:t>рассказать правила для работы с цветом</w:t>
+      </w:r>
+    </w:p>
+    <w:p>
+      <w:pPr>
+        <w:tabs>
+          <w:tab w:val="left" w:pos="1134"/>
+        </w:tabs>
+        <w:spacing w:before="240" w:after="240" w:line="240" w:lineRule="auto"/>
+        <w:jc w:val="both"/>
+        <w:rPr>
+          <w:rFonts w:ascii="Times New Roman" w:hAnsi="Times New Roman" w:cs="Times New Roman"/>
+          <w:sz w:val="28"/>
+          <w:szCs w:val="28"/>
+        </w:rPr>
+      </w:pPr>
+      <w:proofErr w:type="gramStart"/>
+      <w:r>
+        <w:rPr>
+          <w:rFonts w:ascii="Times New Roman" w:hAnsi="Times New Roman" w:cs="Times New Roman"/>
+          <w:sz w:val="28"/>
+          <w:szCs w:val="28"/>
+        </w:rPr>
+        <w:t>кнопки(</w:t>
+      </w:r>
+      <w:proofErr w:type="gramEnd"/>
+      <w:r>
+        <w:rPr>
+          <w:rFonts w:ascii="Times New Roman" w:hAnsi="Times New Roman" w:cs="Times New Roman"/>
+          <w:sz w:val="28"/>
+          <w:szCs w:val="28"/>
+        </w:rPr>
+        <w:t xml:space="preserve">в чем отличие обычной от </w:t>
+      </w:r>
+      <w:r>
+        <w:rPr>
+          <w:rFonts w:ascii="Times New Roman" w:hAnsi="Times New Roman" w:cs="Times New Roman"/>
+          <w:sz w:val="28"/>
+          <w:szCs w:val="28"/>
+          <w:lang w:val="en-US"/>
+        </w:rPr>
+        <w:t>CTA</w:t>
+      </w:r>
+      <w:r>
+        <w:rPr>
+          <w:rFonts w:ascii="Times New Roman" w:hAnsi="Times New Roman" w:cs="Times New Roman"/>
+          <w:sz w:val="28"/>
+          <w:szCs w:val="28"/>
+        </w:rPr>
+        <w:t>)</w:t>
+      </w:r>
+      <w:r>
+        <w:rPr>
+          <w:rFonts w:ascii="Times New Roman" w:hAnsi="Times New Roman" w:cs="Times New Roman"/>
+          <w:sz w:val="28"/>
+          <w:szCs w:val="28"/>
+        </w:rPr>
+        <w:t xml:space="preserve">, </w:t>
+      </w:r>
+    </w:p>
+    <w:p>
+      <w:pPr>
+        <w:tabs>
+          <w:tab w:val="left" w:pos="1134"/>
+        </w:tabs>
+        <w:spacing w:before="240" w:after="240" w:line="240" w:lineRule="auto"/>
+        <w:jc w:val="both"/>
+        <w:rPr>
+          <w:rFonts w:ascii="Times New Roman" w:hAnsi="Times New Roman" w:cs="Times New Roman"/>
+          <w:sz w:val="28"/>
+          <w:szCs w:val="28"/>
+        </w:rPr>
+      </w:pPr>
+      <w:r>
+        <w:rPr>
+          <w:rFonts w:ascii="Times New Roman" w:hAnsi="Times New Roman" w:cs="Times New Roman"/>
+          <w:sz w:val="28"/>
+          <w:szCs w:val="28"/>
+        </w:rPr>
+        <w:t xml:space="preserve">показать скругления, отступы, </w:t>
+      </w:r>
+    </w:p>
+    <w:p>
+      <w:pPr>
+        <w:tabs>
+          <w:tab w:val="left" w:pos="1134"/>
+        </w:tabs>
+        <w:spacing w:before="240" w:after="240" w:line="240" w:lineRule="auto"/>
+        <w:jc w:val="both"/>
+        <w:rPr>
+          <w:rFonts w:ascii="Times New Roman" w:hAnsi="Times New Roman" w:cs="Times New Roman"/>
+          <w:sz w:val="28"/>
+          <w:szCs w:val="28"/>
+        </w:rPr>
+      </w:pPr>
+      <w:r>
+        <w:rPr>
+          <w:rFonts w:ascii="Times New Roman" w:hAnsi="Times New Roman" w:cs="Times New Roman"/>
+          <w:sz w:val="28"/>
+          <w:szCs w:val="28"/>
+        </w:rPr>
+        <w:t xml:space="preserve">что значит соблюдать визуальную иерархию кнопок элементов </w:t>
+      </w:r>
+      <w:proofErr w:type="spellStart"/>
+      <w:r>
+        <w:rPr>
+          <w:rFonts w:ascii="Times New Roman" w:hAnsi="Times New Roman" w:cs="Times New Roman"/>
+          <w:sz w:val="28"/>
+          <w:szCs w:val="28"/>
+        </w:rPr>
+        <w:t>итд</w:t>
+      </w:r>
+      <w:proofErr w:type="spellEnd"/>
+      <w:r>
+        <w:rPr>
+          <w:rFonts w:ascii="Times New Roman" w:hAnsi="Times New Roman" w:cs="Times New Roman"/>
+          <w:sz w:val="28"/>
+          <w:szCs w:val="28"/>
+        </w:rPr>
+        <w:t>,</w:t>
+      </w:r>
+    </w:p>
+    <w:p>
+      <w:pPr>
+        <w:tabs>
+          <w:tab w:val="left" w:pos="1134"/>
+        </w:tabs>
+        <w:spacing w:before="240" w:after="240" w:line="240" w:lineRule="auto"/>
+        <w:jc w:val="both"/>
+        <w:rPr>
+          <w:rFonts w:ascii="Times New Roman" w:hAnsi="Times New Roman" w:cs="Times New Roman"/>
+          <w:sz w:val="28"/>
+          <w:szCs w:val="28"/>
+        </w:rPr>
+      </w:pPr>
+    </w:p>
+    <w:p>
+      <w:pPr>
+        <w:tabs>
+          <w:tab w:val="left" w:pos="1134"/>
+        </w:tabs>
+        <w:spacing w:before="240" w:after="240" w:line="240" w:lineRule="auto"/>
+        <w:jc w:val="both"/>
+        <w:rPr>
+          <w:rFonts w:ascii="Times New Roman" w:hAnsi="Times New Roman" w:cs="Times New Roman"/>
+          <w:sz w:val="28"/>
+          <w:szCs w:val="28"/>
+        </w:rPr>
+      </w:pPr>
     </w:p>
     <w:sectPr>
       <w:pgSz w:w="11906" w:h="16838"/>
@@ -10283,6 +11633,95 @@
     </w:lvl>
   </w:abstractNum>
   <w:abstractNum w:abstractNumId="6" w15:restartNumberingAfterBreak="0">
+    <w:nsid w:val="11440A9D"/>
+    <w:multiLevelType w:val="hybridMultilevel"/>
+    <w:tmpl w:val="E0CCA066"/>
+    <w:lvl w:ilvl="0" w:tplc="AD6817CA">
+      <w:start w:val="1"/>
+      <w:numFmt w:val="decimal"/>
+      <w:lvlText w:val="%1"/>
+      <w:lvlJc w:val="left"/>
+      <w:pPr>
+        <w:ind w:left="720" w:hanging="360"/>
+      </w:pPr>
+      <w:rPr>
+        <w:rFonts w:hint="default"/>
+      </w:rPr>
+    </w:lvl>
+    <w:lvl w:ilvl="1" w:tplc="20000019" w:tentative="1">
+      <w:start w:val="1"/>
+      <w:numFmt w:val="lowerLetter"/>
+      <w:lvlText w:val="%2."/>
+      <w:lvlJc w:val="left"/>
+      <w:pPr>
+        <w:ind w:left="1440" w:hanging="360"/>
+      </w:pPr>
+    </w:lvl>
+    <w:lvl w:ilvl="2" w:tplc="2000001B" w:tentative="1">
+      <w:start w:val="1"/>
+      <w:numFmt w:val="lowerRoman"/>
+      <w:lvlText w:val="%3."/>
+      <w:lvlJc w:val="right"/>
+      <w:pPr>
+        <w:ind w:left="2160" w:hanging="180"/>
+      </w:pPr>
+    </w:lvl>
+    <w:lvl w:ilvl="3" w:tplc="2000000F" w:tentative="1">
+      <w:start w:val="1"/>
+      <w:numFmt w:val="decimal"/>
+      <w:lvlText w:val="%4."/>
+      <w:lvlJc w:val="left"/>
+      <w:pPr>
+        <w:ind w:left="2880" w:hanging="360"/>
+      </w:pPr>
+    </w:lvl>
+    <w:lvl w:ilvl="4" w:tplc="20000019" w:tentative="1">
+      <w:start w:val="1"/>
+      <w:numFmt w:val="lowerLetter"/>
+      <w:lvlText w:val="%5."/>
+      <w:lvlJc w:val="left"/>
+      <w:pPr>
+        <w:ind w:left="3600" w:hanging="360"/>
+      </w:pPr>
+    </w:lvl>
+    <w:lvl w:ilvl="5" w:tplc="2000001B" w:tentative="1">
+      <w:start w:val="1"/>
+      <w:numFmt w:val="lowerRoman"/>
+      <w:lvlText w:val="%6."/>
+      <w:lvlJc w:val="right"/>
+      <w:pPr>
+        <w:ind w:left="4320" w:hanging="180"/>
+      </w:pPr>
+    </w:lvl>
+    <w:lvl w:ilvl="6" w:tplc="2000000F" w:tentative="1">
+      <w:start w:val="1"/>
+      <w:numFmt w:val="decimal"/>
+      <w:lvlText w:val="%7."/>
+      <w:lvlJc w:val="left"/>
+      <w:pPr>
+        <w:ind w:left="5040" w:hanging="360"/>
+      </w:pPr>
+    </w:lvl>
+    <w:lvl w:ilvl="7" w:tplc="20000019" w:tentative="1">
+      <w:start w:val="1"/>
+      <w:numFmt w:val="lowerLetter"/>
+      <w:lvlText w:val="%8."/>
+      <w:lvlJc w:val="left"/>
+      <w:pPr>
+        <w:ind w:left="5760" w:hanging="360"/>
+      </w:pPr>
+    </w:lvl>
+    <w:lvl w:ilvl="8" w:tplc="2000001B" w:tentative="1">
+      <w:start w:val="1"/>
+      <w:numFmt w:val="lowerRoman"/>
+      <w:lvlText w:val="%9."/>
+      <w:lvlJc w:val="right"/>
+      <w:pPr>
+        <w:ind w:left="6480" w:hanging="180"/>
+      </w:pPr>
+    </w:lvl>
+  </w:abstractNum>
+  <w:abstractNum w:abstractNumId="7" w15:restartNumberingAfterBreak="0">
     <w:nsid w:val="13043DCF"/>
     <w:multiLevelType w:val="hybridMultilevel"/>
     <w:tmpl w:val="F356BED0"/>
@@ -10395,7 +11834,96 @@
       </w:rPr>
     </w:lvl>
   </w:abstractNum>
-  <w:abstractNum w:abstractNumId="7" w15:restartNumberingAfterBreak="0">
+  <w:abstractNum w:abstractNumId="8" w15:restartNumberingAfterBreak="0">
+    <w:nsid w:val="27757C65"/>
+    <w:multiLevelType w:val="hybridMultilevel"/>
+    <w:tmpl w:val="B21C81A0"/>
+    <w:lvl w:ilvl="0" w:tplc="2000000F">
+      <w:start w:val="1"/>
+      <w:numFmt w:val="decimal"/>
+      <w:lvlText w:val="%1."/>
+      <w:lvlJc w:val="left"/>
+      <w:pPr>
+        <w:ind w:left="720" w:hanging="360"/>
+      </w:pPr>
+      <w:rPr>
+        <w:rFonts w:hint="default"/>
+      </w:rPr>
+    </w:lvl>
+    <w:lvl w:ilvl="1" w:tplc="20000019" w:tentative="1">
+      <w:start w:val="1"/>
+      <w:numFmt w:val="lowerLetter"/>
+      <w:lvlText w:val="%2."/>
+      <w:lvlJc w:val="left"/>
+      <w:pPr>
+        <w:ind w:left="1440" w:hanging="360"/>
+      </w:pPr>
+    </w:lvl>
+    <w:lvl w:ilvl="2" w:tplc="2000001B" w:tentative="1">
+      <w:start w:val="1"/>
+      <w:numFmt w:val="lowerRoman"/>
+      <w:lvlText w:val="%3."/>
+      <w:lvlJc w:val="right"/>
+      <w:pPr>
+        <w:ind w:left="2160" w:hanging="180"/>
+      </w:pPr>
+    </w:lvl>
+    <w:lvl w:ilvl="3" w:tplc="2000000F" w:tentative="1">
+      <w:start w:val="1"/>
+      <w:numFmt w:val="decimal"/>
+      <w:lvlText w:val="%4."/>
+      <w:lvlJc w:val="left"/>
+      <w:pPr>
+        <w:ind w:left="2880" w:hanging="360"/>
+      </w:pPr>
+    </w:lvl>
+    <w:lvl w:ilvl="4" w:tplc="20000019" w:tentative="1">
+      <w:start w:val="1"/>
+      <w:numFmt w:val="lowerLetter"/>
+      <w:lvlText w:val="%5."/>
+      <w:lvlJc w:val="left"/>
+      <w:pPr>
+        <w:ind w:left="3600" w:hanging="360"/>
+      </w:pPr>
+    </w:lvl>
+    <w:lvl w:ilvl="5" w:tplc="2000001B" w:tentative="1">
+      <w:start w:val="1"/>
+      <w:numFmt w:val="lowerRoman"/>
+      <w:lvlText w:val="%6."/>
+      <w:lvlJc w:val="right"/>
+      <w:pPr>
+        <w:ind w:left="4320" w:hanging="180"/>
+      </w:pPr>
+    </w:lvl>
+    <w:lvl w:ilvl="6" w:tplc="2000000F" w:tentative="1">
+      <w:start w:val="1"/>
+      <w:numFmt w:val="decimal"/>
+      <w:lvlText w:val="%7."/>
+      <w:lvlJc w:val="left"/>
+      <w:pPr>
+        <w:ind w:left="5040" w:hanging="360"/>
+      </w:pPr>
+    </w:lvl>
+    <w:lvl w:ilvl="7" w:tplc="20000019" w:tentative="1">
+      <w:start w:val="1"/>
+      <w:numFmt w:val="lowerLetter"/>
+      <w:lvlText w:val="%8."/>
+      <w:lvlJc w:val="left"/>
+      <w:pPr>
+        <w:ind w:left="5760" w:hanging="360"/>
+      </w:pPr>
+    </w:lvl>
+    <w:lvl w:ilvl="8" w:tplc="2000001B" w:tentative="1">
+      <w:start w:val="1"/>
+      <w:numFmt w:val="lowerRoman"/>
+      <w:lvlText w:val="%9."/>
+      <w:lvlJc w:val="right"/>
+      <w:pPr>
+        <w:ind w:left="6480" w:hanging="180"/>
+      </w:pPr>
+    </w:lvl>
+  </w:abstractNum>
+  <w:abstractNum w:abstractNumId="9" w15:restartNumberingAfterBreak="0">
     <w:nsid w:val="2B51794A"/>
     <w:multiLevelType w:val="hybridMultilevel"/>
     <w:tmpl w:val="AB9E78CE"/>
@@ -10481,7 +12009,7 @@
       </w:pPr>
     </w:lvl>
   </w:abstractNum>
-  <w:abstractNum w:abstractNumId="8" w15:restartNumberingAfterBreak="0">
+  <w:abstractNum w:abstractNumId="10" w15:restartNumberingAfterBreak="0">
     <w:nsid w:val="2D4030E5"/>
     <w:multiLevelType w:val="hybridMultilevel"/>
     <w:tmpl w:val="E962F6C8"/>
@@ -10594,7 +12122,7 @@
       </w:rPr>
     </w:lvl>
   </w:abstractNum>
-  <w:abstractNum w:abstractNumId="9" w15:restartNumberingAfterBreak="0">
+  <w:abstractNum w:abstractNumId="11" w15:restartNumberingAfterBreak="0">
     <w:nsid w:val="34AA245A"/>
     <w:multiLevelType w:val="hybridMultilevel"/>
     <w:tmpl w:val="F0CA296C"/>
@@ -10683,7 +12211,96 @@
       </w:pPr>
     </w:lvl>
   </w:abstractNum>
-  <w:abstractNum w:abstractNumId="10" w15:restartNumberingAfterBreak="0">
+  <w:abstractNum w:abstractNumId="12" w15:restartNumberingAfterBreak="0">
+    <w:nsid w:val="368E2CBD"/>
+    <w:multiLevelType w:val="hybridMultilevel"/>
+    <w:tmpl w:val="946C6DC2"/>
+    <w:lvl w:ilvl="0" w:tplc="D15EB3A6">
+      <w:start w:val="1"/>
+      <w:numFmt w:val="decimal"/>
+      <w:lvlText w:val="%1"/>
+      <w:lvlJc w:val="left"/>
+      <w:pPr>
+        <w:ind w:left="720" w:hanging="360"/>
+      </w:pPr>
+      <w:rPr>
+        <w:rFonts w:hint="default"/>
+      </w:rPr>
+    </w:lvl>
+    <w:lvl w:ilvl="1" w:tplc="20000019" w:tentative="1">
+      <w:start w:val="1"/>
+      <w:numFmt w:val="lowerLetter"/>
+      <w:lvlText w:val="%2."/>
+      <w:lvlJc w:val="left"/>
+      <w:pPr>
+        <w:ind w:left="1440" w:hanging="360"/>
+      </w:pPr>
+    </w:lvl>
+    <w:lvl w:ilvl="2" w:tplc="2000001B" w:tentative="1">
+      <w:start w:val="1"/>
+      <w:numFmt w:val="lowerRoman"/>
+      <w:lvlText w:val="%3."/>
+      <w:lvlJc w:val="right"/>
+      <w:pPr>
+        <w:ind w:left="2160" w:hanging="180"/>
+      </w:pPr>
+    </w:lvl>
+    <w:lvl w:ilvl="3" w:tplc="2000000F" w:tentative="1">
+      <w:start w:val="1"/>
+      <w:numFmt w:val="decimal"/>
+      <w:lvlText w:val="%4."/>
+      <w:lvlJc w:val="left"/>
+      <w:pPr>
+        <w:ind w:left="2880" w:hanging="360"/>
+      </w:pPr>
+    </w:lvl>
+    <w:lvl w:ilvl="4" w:tplc="20000019" w:tentative="1">
+      <w:start w:val="1"/>
+      <w:numFmt w:val="lowerLetter"/>
+      <w:lvlText w:val="%5."/>
+      <w:lvlJc w:val="left"/>
+      <w:pPr>
+        <w:ind w:left="3600" w:hanging="360"/>
+      </w:pPr>
+    </w:lvl>
+    <w:lvl w:ilvl="5" w:tplc="2000001B" w:tentative="1">
+      <w:start w:val="1"/>
+      <w:numFmt w:val="lowerRoman"/>
+      <w:lvlText w:val="%6."/>
+      <w:lvlJc w:val="right"/>
+      <w:pPr>
+        <w:ind w:left="4320" w:hanging="180"/>
+      </w:pPr>
+    </w:lvl>
+    <w:lvl w:ilvl="6" w:tplc="2000000F" w:tentative="1">
+      <w:start w:val="1"/>
+      <w:numFmt w:val="decimal"/>
+      <w:lvlText w:val="%7."/>
+      <w:lvlJc w:val="left"/>
+      <w:pPr>
+        <w:ind w:left="5040" w:hanging="360"/>
+      </w:pPr>
+    </w:lvl>
+    <w:lvl w:ilvl="7" w:tplc="20000019" w:tentative="1">
+      <w:start w:val="1"/>
+      <w:numFmt w:val="lowerLetter"/>
+      <w:lvlText w:val="%8."/>
+      <w:lvlJc w:val="left"/>
+      <w:pPr>
+        <w:ind w:left="5760" w:hanging="360"/>
+      </w:pPr>
+    </w:lvl>
+    <w:lvl w:ilvl="8" w:tplc="2000001B" w:tentative="1">
+      <w:start w:val="1"/>
+      <w:numFmt w:val="lowerRoman"/>
+      <w:lvlText w:val="%9."/>
+      <w:lvlJc w:val="right"/>
+      <w:pPr>
+        <w:ind w:left="6480" w:hanging="180"/>
+      </w:pPr>
+    </w:lvl>
+  </w:abstractNum>
+  <w:abstractNum w:abstractNumId="13" w15:restartNumberingAfterBreak="0">
     <w:nsid w:val="374D3300"/>
     <w:multiLevelType w:val="hybridMultilevel"/>
     <w:tmpl w:val="3162E846"/>
@@ -10693,7 +12310,7 @@
       <w:lvlText w:val="%1."/>
       <w:lvlJc w:val="left"/>
       <w:pPr>
-        <w:ind w:left="1069" w:hanging="360"/>
+        <w:ind w:left="1211" w:hanging="360"/>
       </w:pPr>
       <w:rPr>
         <w:rFonts w:hint="default"/>
@@ -10772,7 +12389,7 @@
       </w:pPr>
     </w:lvl>
   </w:abstractNum>
-  <w:abstractNum w:abstractNumId="11" w15:restartNumberingAfterBreak="0">
+  <w:abstractNum w:abstractNumId="14" w15:restartNumberingAfterBreak="0">
     <w:nsid w:val="43B25474"/>
     <w:multiLevelType w:val="hybridMultilevel"/>
     <w:tmpl w:val="7C9604D6"/>
@@ -10861,7 +12478,7 @@
       </w:pPr>
     </w:lvl>
   </w:abstractNum>
-  <w:abstractNum w:abstractNumId="12" w15:restartNumberingAfterBreak="0">
+  <w:abstractNum w:abstractNumId="15" w15:restartNumberingAfterBreak="0">
     <w:nsid w:val="5163195F"/>
     <w:multiLevelType w:val="hybridMultilevel"/>
     <w:tmpl w:val="CA9A079C"/>
@@ -10950,7 +12567,7 @@
       </w:pPr>
     </w:lvl>
   </w:abstractNum>
-  <w:abstractNum w:abstractNumId="13" w15:restartNumberingAfterBreak="0">
+  <w:abstractNum w:abstractNumId="16" w15:restartNumberingAfterBreak="0">
     <w:nsid w:val="59013538"/>
     <w:multiLevelType w:val="hybridMultilevel"/>
     <w:tmpl w:val="EFE4C44C"/>
@@ -11039,7 +12656,7 @@
       </w:pPr>
     </w:lvl>
   </w:abstractNum>
-  <w:abstractNum w:abstractNumId="14" w15:restartNumberingAfterBreak="0">
+  <w:abstractNum w:abstractNumId="17" w15:restartNumberingAfterBreak="0">
     <w:nsid w:val="5CA32B1C"/>
     <w:multiLevelType w:val="hybridMultilevel"/>
     <w:tmpl w:val="FE28F0CA"/>
@@ -11152,7 +12769,7 @@
       </w:rPr>
     </w:lvl>
   </w:abstractNum>
-  <w:abstractNum w:abstractNumId="15" w15:restartNumberingAfterBreak="0">
+  <w:abstractNum w:abstractNumId="18" w15:restartNumberingAfterBreak="0">
     <w:nsid w:val="5CF455C2"/>
     <w:multiLevelType w:val="hybridMultilevel"/>
     <w:tmpl w:val="45D6A74C"/>
@@ -11241,7 +12858,7 @@
       </w:pPr>
     </w:lvl>
   </w:abstractNum>
-  <w:abstractNum w:abstractNumId="16" w15:restartNumberingAfterBreak="0">
+  <w:abstractNum w:abstractNumId="19" w15:restartNumberingAfterBreak="0">
     <w:nsid w:val="65511206"/>
     <w:multiLevelType w:val="hybridMultilevel"/>
     <w:tmpl w:val="56988F22"/>
@@ -11354,7 +12971,7 @@
       </w:rPr>
     </w:lvl>
   </w:abstractNum>
-  <w:abstractNum w:abstractNumId="17" w15:restartNumberingAfterBreak="0">
+  <w:abstractNum w:abstractNumId="20" w15:restartNumberingAfterBreak="0">
     <w:nsid w:val="74885609"/>
     <w:multiLevelType w:val="hybridMultilevel"/>
     <w:tmpl w:val="BAFCEEE4"/>
@@ -11467,7 +13084,7 @@
       </w:rPr>
     </w:lvl>
   </w:abstractNum>
-  <w:abstractNum w:abstractNumId="18" w15:restartNumberingAfterBreak="0">
+  <w:abstractNum w:abstractNumId="21" w15:restartNumberingAfterBreak="0">
     <w:nsid w:val="7E5D1AEA"/>
     <w:multiLevelType w:val="hybridMultilevel"/>
     <w:tmpl w:val="3C88766A"/>
@@ -11557,46 +13174,46 @@
     </w:lvl>
   </w:abstractNum>
   <w:num w:numId="1" w16cid:durableId="1577203280">
-    <w:abstractNumId w:val="12"/>
+    <w:abstractNumId w:val="15"/>
   </w:num>
   <w:num w:numId="2" w16cid:durableId="416945937">
     <w:abstractNumId w:val="4"/>
   </w:num>
   <w:num w:numId="3" w16cid:durableId="415978941">
-    <w:abstractNumId w:val="17"/>
+    <w:abstractNumId w:val="20"/>
   </w:num>
   <w:num w:numId="4" w16cid:durableId="1250768328">
-    <w:abstractNumId w:val="11"/>
+    <w:abstractNumId w:val="14"/>
   </w:num>
   <w:num w:numId="5" w16cid:durableId="914168126">
     <w:abstractNumId w:val="3"/>
   </w:num>
   <w:num w:numId="6" w16cid:durableId="1357266999">
-    <w:abstractNumId w:val="6"/>
+    <w:abstractNumId w:val="7"/>
   </w:num>
   <w:num w:numId="7" w16cid:durableId="452990471">
-    <w:abstractNumId w:val="8"/>
+    <w:abstractNumId w:val="10"/>
   </w:num>
   <w:num w:numId="8" w16cid:durableId="1110011374">
-    <w:abstractNumId w:val="7"/>
+    <w:abstractNumId w:val="9"/>
   </w:num>
   <w:num w:numId="9" w16cid:durableId="702900692">
-    <w:abstractNumId w:val="14"/>
+    <w:abstractNumId w:val="17"/>
   </w:num>
   <w:num w:numId="10" w16cid:durableId="1367413187">
-    <w:abstractNumId w:val="16"/>
+    <w:abstractNumId w:val="19"/>
   </w:num>
   <w:num w:numId="11" w16cid:durableId="111289610">
-    <w:abstractNumId w:val="15"/>
+    <w:abstractNumId w:val="18"/>
   </w:num>
   <w:num w:numId="12" w16cid:durableId="166944837">
-    <w:abstractNumId w:val="18"/>
+    <w:abstractNumId w:val="21"/>
   </w:num>
   <w:num w:numId="13" w16cid:durableId="1402213458">
     <w:abstractNumId w:val="0"/>
   </w:num>
   <w:num w:numId="14" w16cid:durableId="369691453">
-    <w:abstractNumId w:val="10"/>
+    <w:abstractNumId w:val="13"/>
   </w:num>
   <w:num w:numId="15" w16cid:durableId="747459342">
     <w:abstractNumId w:val="1"/>
@@ -11605,13 +13222,112 @@
     <w:abstractNumId w:val="5"/>
   </w:num>
   <w:num w:numId="17" w16cid:durableId="2090228828">
-    <w:abstractNumId w:val="9"/>
+    <w:abstractNumId w:val="11"/>
   </w:num>
   <w:num w:numId="18" w16cid:durableId="41710863">
-    <w:abstractNumId w:val="13"/>
+    <w:abstractNumId w:val="16"/>
   </w:num>
   <w:num w:numId="19" w16cid:durableId="1795559797">
     <w:abstractNumId w:val="2"/>
+  </w:num>
+  <w:num w:numId="20" w16cid:durableId="231235298">
+    <w:abstractNumId w:val="8"/>
+  </w:num>
+  <w:num w:numId="21" w16cid:durableId="2076581392">
+    <w:abstractNumId w:val="21"/>
+    <w:lvlOverride w:ilvl="0">
+      <w:startOverride w:val="1"/>
+    </w:lvlOverride>
+    <w:lvlOverride w:ilvl="1">
+      <w:startOverride w:val="1"/>
+    </w:lvlOverride>
+    <w:lvlOverride w:ilvl="2">
+      <w:startOverride w:val="1"/>
+    </w:lvlOverride>
+    <w:lvlOverride w:ilvl="3">
+      <w:startOverride w:val="1"/>
+    </w:lvlOverride>
+    <w:lvlOverride w:ilvl="4">
+      <w:startOverride w:val="1"/>
+    </w:lvlOverride>
+    <w:lvlOverride w:ilvl="5">
+      <w:startOverride w:val="1"/>
+    </w:lvlOverride>
+    <w:lvlOverride w:ilvl="6">
+      <w:startOverride w:val="1"/>
+    </w:lvlOverride>
+    <w:lvlOverride w:ilvl="7">
+      <w:startOverride w:val="1"/>
+    </w:lvlOverride>
+    <w:lvlOverride w:ilvl="8">
+      <w:startOverride w:val="1"/>
+    </w:lvlOverride>
+  </w:num>
+  <w:num w:numId="22" w16cid:durableId="3288322">
+    <w:abstractNumId w:val="0"/>
+    <w:lvlOverride w:ilvl="0">
+      <w:startOverride w:val="1"/>
+    </w:lvlOverride>
+    <w:lvlOverride w:ilvl="1">
+      <w:startOverride w:val="1"/>
+    </w:lvlOverride>
+    <w:lvlOverride w:ilvl="2">
+      <w:startOverride w:val="1"/>
+    </w:lvlOverride>
+    <w:lvlOverride w:ilvl="3">
+      <w:startOverride w:val="1"/>
+    </w:lvlOverride>
+    <w:lvlOverride w:ilvl="4">
+      <w:startOverride w:val="1"/>
+    </w:lvlOverride>
+    <w:lvlOverride w:ilvl="5">
+      <w:startOverride w:val="1"/>
+    </w:lvlOverride>
+    <w:lvlOverride w:ilvl="6">
+      <w:startOverride w:val="1"/>
+    </w:lvlOverride>
+    <w:lvlOverride w:ilvl="7">
+      <w:startOverride w:val="1"/>
+    </w:lvlOverride>
+    <w:lvlOverride w:ilvl="8">
+      <w:startOverride w:val="1"/>
+    </w:lvlOverride>
+  </w:num>
+  <w:num w:numId="23" w16cid:durableId="1971739990">
+    <w:abstractNumId w:val="12"/>
+  </w:num>
+  <w:num w:numId="24" w16cid:durableId="1238830943">
+    <w:abstractNumId w:val="6"/>
+  </w:num>
+  <w:num w:numId="25" w16cid:durableId="1326015551">
+    <w:abstractNumId w:val="13"/>
+    <w:lvlOverride w:ilvl="0">
+      <w:startOverride w:val="1"/>
+    </w:lvlOverride>
+    <w:lvlOverride w:ilvl="1">
+      <w:startOverride w:val="1"/>
+    </w:lvlOverride>
+    <w:lvlOverride w:ilvl="2">
+      <w:startOverride w:val="1"/>
+    </w:lvlOverride>
+    <w:lvlOverride w:ilvl="3">
+      <w:startOverride w:val="1"/>
+    </w:lvlOverride>
+    <w:lvlOverride w:ilvl="4">
+      <w:startOverride w:val="1"/>
+    </w:lvlOverride>
+    <w:lvlOverride w:ilvl="5">
+      <w:startOverride w:val="1"/>
+    </w:lvlOverride>
+    <w:lvlOverride w:ilvl="6">
+      <w:startOverride w:val="1"/>
+    </w:lvlOverride>
+    <w:lvlOverride w:ilvl="7">
+      <w:startOverride w:val="1"/>
+    </w:lvlOverride>
+    <w:lvlOverride w:ilvl="8">
+      <w:startOverride w:val="1"/>
+    </w:lvlOverride>
   </w:num>
   <w:numIdMacAtCleanup w:val="6"/>
 </w:numbering>
@@ -12015,6 +13731,7 @@
   <w:style w:type="paragraph" w:default="1" w:styleId="a">
     <w:name w:val="Normal"/>
     <w:qFormat/>
+    <w:rsid w:val="00E510E3"/>
   </w:style>
   <w:style w:type="character" w:default="1" w:styleId="a0">
     <w:name w:val="Default Paragraph Font"/>
